--- a/007485_HSE Radar Pre-Employment & Periodical Medical Examination Form (Iraq) EN.docx
+++ b/007485_HSE Radar Pre-Employment & Periodical Medical Examination Form (Iraq) EN.docx
@@ -282,7 +282,7 @@
                 <w:szCs w:val="12"/>
                 <w:lang w:bidi="en-US"/>
               </w:rPr>
-              <w:t>WORKPLACE'S</w:t>
+              <w:t>WORKPLACE</w:t>
             </w:r>
             <w:r>
               <w:rPr>
@@ -2038,7 +2038,7 @@
                 <w:szCs w:val="12"/>
                 <w:lang w:bidi="en-US"/>
               </w:rPr>
-              <w:t>Biography</w:t>
+              <w:t>Medical History</w:t>
             </w:r>
             <w:r>
               <w:rPr>
@@ -4698,7 +4698,7 @@
                 <w:szCs w:val="11"/>
                 <w:lang w:bidi="en-US"/>
               </w:rPr>
-              <w:t xml:space="preserve"> -Gastric</w:t>
+              <w:t> -Gastric Disease</w:t>
             </w:r>
             <w:r>
               <w:rPr>
@@ -10757,7 +10757,7 @@
           <w:szCs w:val="11"/>
           <w:lang w:bidi="en-US"/>
         </w:rPr>
-        <w:t>Name and Surname</w:t>
+        <w:t>Full Name</w:t>
       </w:r>
       <w:r>
         <w:rPr>
@@ -11375,6 +11375,52 @@
         <w:t xml:space="preserve">: </w:t>
       </w:r>
     </w:p>
+    <w:p>
+      <w:pPr>
+        <w:rPr>
+          <w:rFonts w:ascii="Times New Roman" w:hAnsi="Times New Roman"/>
+          <w:b/>
+          <w:color w:val="C00000"/>
+          <w:sz w:val="18"/>
+          <w:szCs w:val="18"/>
+        </w:rPr>
+      </w:pPr>
+      <w:r>
+        <w:rPr>
+          <w:rFonts w:ascii="Times New Roman" w:hAnsi="Times New Roman"/>
+          <w:b/>
+          <w:color w:val="C00000"/>
+          <w:sz w:val="18"/>
+          <w:szCs w:val="18"/>
+        </w:rPr>
+        <w:t>NOTE: All medical reports (laboratory results, chest X-ray, audiometry, SFT) must be attached to this form upon submission.</w:t>
+      </w:r>
+    </w:p>
+    <w:p>
+      <w:pPr>
+        <w:bidi/>
+        <w:jc w:val="right"/>
+        <w:rPr>
+          <w:rFonts w:ascii="Tahoma" w:hAnsi="Tahoma" w:cs="Tahoma"/>
+          <w:b/>
+          <w:color w:val="C00000"/>
+          <w:sz w:val="18"/>
+          <w:szCs w:val="18"/>
+        </w:rPr>
+      </w:pPr>
+      <w:r>
+        <w:rPr>
+          <w:rFonts w:ascii="Tahoma" w:hAnsi="Tahoma" w:cs="Tahoma" w:hint="ar"/>
+          <w:b/>
+          <w:color w:val="C00000"/>
+          <w:sz w:val="18"/>
+          <w:szCs w:val="18"/>
+          <w:rtl/>
+          <w:lang w:eastAsia="ar-SA" w:bidi="ar-SA"/>
+        </w:rPr>
+        <w:t>ملاحظة: يجب إرفاق التقارير الطبية (نتائج التحاليل المخبرية، صورة الصدر، فحص السمع، وضائف الرئة) مع هذا النموذج عند التسليم.</w:t>
+      </w:r>
+    </w:p>
     <w:p/>
     <w:sectPr>
       <w:type w:val="continuous"/>
@@ -11657,7 +11703,7 @@
         <w:sz w:val="15"/>
         <w:szCs w:val="21"/>
       </w:rPr>
-      <w:t>Turkish</w:t>
+      <w:t>English</w:t>
     </w:r>
   </w:p>
 </w:ftr>
@@ -11912,7 +11958,7 @@
         <w:sz w:val="15"/>
         <w:szCs w:val="21"/>
       </w:rPr>
-      <w:t>Turkish</w:t>
+      <w:t>English</w:t>
     </w:r>
   </w:p>
 </w:ftr>

--- a/007485_HSE Radar Pre-Employment & Periodical Medical Examination Form (Iraq) EN.docx
+++ b/007485_HSE Radar Pre-Employment & Periodical Medical Examination Form (Iraq) EN.docx
@@ -21,7 +21,7 @@
       <w:tr>
         <w:trPr>
           <w:cantSplit/>
-          <w:trHeight w:hRule="exact" w:val="547"/>
+          <w:trHeight w:hRule="atLeast" w:val="547"/>
         </w:trPr>
         <w:tc>
           <w:tcPr>
@@ -166,7 +166,7 @@
       </w:tblGrid>
       <w:tr>
         <w:trPr>
-          <w:trHeight w:hRule="exact" w:val="229"/>
+          <w:trHeight w:hRule="atLeast" w:val="229"/>
         </w:trPr>
         <w:tc>
           <w:tcPr>
@@ -228,6 +228,32 @@
           </w:p>
           <w:p>
             <w:pPr>
+              <w:bidi/>
+              <w:jc w:val="center"/>
+              <w:rPr>
+                <w:rFonts w:ascii="Tahoma" w:hAnsi="Tahoma" w:cs="Tahoma"/>
+                <w:b/>
+                <w:color w:val="000000"/>
+                <w:sz w:val="24"/>
+                <w:szCs w:val="24"/>
+              </w:rPr>
+            </w:pPr>
+            <w:r>
+              <w:rPr>
+                <w:rFonts w:ascii="Tahoma" w:hAnsi="Tahoma" w:cs="Tahoma" w:hint="ar"/>
+                <w:b/>
+                <w:color w:val="000000"/>
+                <w:sz w:val="24"/>
+                <w:szCs w:val="24"/>
+                <w:rtl/>
+                <w:lang w:eastAsia="ar-SA" w:bidi="ar-SA"/>
+              </w:rPr>
+              <w:t xml:space="preserve">نموذج الفحص الطبي قبل التوظيف / الفحص الدوري</w:t>
+            </w:r>
+          </w:p>
+          <w:p>
+            <w:pPr>
+              <w:jc w:val="left"/>
               <w:rPr>
                 <w:rFonts w:ascii="Times New Roman" w:hAnsi="Times New Roman"/>
                 <w:i/>
@@ -244,14 +270,86 @@
                 <w:sz w:val="16"/>
                 <w:szCs w:val="16"/>
               </w:rPr>
-              <w:t>Adapted for the Republic of Iraq - Initial (pre-employment) and periodic medical examinations are mandatory and shall be carried out at the employer's expense, in accordance with the Labour Law No. 37 of 2015.</w:t>
+              <w:t xml:space="preserve">Adapted for the Republic of Iraq - Initial (pre-employment) and periodic medical examinations are mandatory and shall be carried out at the employer's expense, in accordance with the Labour Law No. 37 of 2015.</w:t>
+            </w:r>
+          </w:p>
+          <w:p>
+            <w:pPr>
+              <w:bidi/>
+              <w:jc w:val="right"/>
+              <w:rPr>
+                <w:rFonts w:ascii="Tahoma" w:hAnsi="Tahoma" w:cs="Tahoma"/>
+                <w:i/>
+                <w:color w:val="404040"/>
+                <w:sz w:val="16"/>
+                <w:szCs w:val="16"/>
+              </w:rPr>
+            </w:pPr>
+            <w:r>
+              <w:rPr>
+                <w:rFonts w:ascii="Tahoma" w:hAnsi="Tahoma" w:cs="Tahoma" w:hint="ar"/>
+                <w:i/>
+                <w:color w:val="404040"/>
+                <w:sz w:val="16"/>
+                <w:szCs w:val="16"/>
+                <w:rtl/>
+                <w:lang w:eastAsia="ar-SA" w:bidi="ar-SA"/>
+              </w:rPr>
+              <w:t xml:space="preserve">تم تكييف هذا النموذج لجمهورية العراق - الفحوصات الطبية قبل التوظيف والدورية إلزامية وتتم على نفقة صاحب العمل وفقاً لقانون العمل رقم 37 لسنة 2015.</w:t>
+            </w:r>
+          </w:p>
+          <w:p>
+            <w:pPr>
+              <w:jc w:val="left"/>
+              <w:rPr>
+                <w:rFonts w:ascii="Times New Roman" w:hAnsi="Times New Roman"/>
+                <w:i/>
+                <w:color w:val="404040"/>
+                <w:sz w:val="16"/>
+                <w:szCs w:val="16"/>
+              </w:rPr>
+            </w:pPr>
+            <w:r>
+              <w:rPr>
+                <w:rFonts w:ascii="Times New Roman" w:hAnsi="Times New Roman"/>
+                <w:i/>
+                <w:color w:val="404040"/>
+                <w:sz w:val="16"/>
+                <w:szCs w:val="16"/>
+              </w:rPr>
+              <w:t xml:space="preserve">Retention &amp; Compliance: A copy of this form and all attached medical reports shall be kept in the worker's personal medical file for periodic inspection by the Labor Offices, the Social Security Organization, and the National Center for Occupational Health and Safety under the Ministry of Labor of Iraq, in accordance with the Labour Law No. 37 of 2015.</w:t>
+            </w:r>
+          </w:p>
+          <w:p>
+            <w:pPr>
+              <w:bidi/>
+              <w:jc w:val="right"/>
+              <w:rPr>
+                <w:rFonts w:ascii="Tahoma" w:hAnsi="Tahoma" w:cs="Tahoma"/>
+                <w:i/>
+                <w:color w:val="404040"/>
+                <w:sz w:val="16"/>
+                <w:szCs w:val="16"/>
+              </w:rPr>
+            </w:pPr>
+            <w:r>
+              <w:rPr>
+                <w:rFonts w:ascii="Tahoma" w:hAnsi="Tahoma" w:cs="Tahoma" w:hint="ar"/>
+                <w:i/>
+                <w:color w:val="404040"/>
+                <w:sz w:val="16"/>
+                <w:szCs w:val="16"/>
+                <w:rtl/>
+                <w:lang w:eastAsia="ar-SA" w:bidi="ar-SA"/>
+              </w:rPr>
+              <w:t xml:space="preserve">الحفظ والامتثال: يجب حفظ نسخة من هذا النموذج وجميع التقارير الطبية المرفقة به في الملف الطبي الخاص بالعامل، لغرض التفتيش الدوري من قبل دوائر العمل وهيئة التقاعد والضمان الاجتماعي والمركز الوطني للصحة والسلامة المهنية التابع لوزارة العمل العراقية، استناداً إلى قانون العمل رقم 37 لسنة 2015.</w:t>
             </w:r>
           </w:p>
         </w:tc>
       </w:tr>
       <w:tr>
         <w:trPr>
-          <w:trHeight w:hRule="exact" w:val="134"/>
+          <w:trHeight w:hRule="atLeast" w:val="134"/>
         </w:trPr>
         <w:tc>
           <w:tcPr>
@@ -282,7 +380,7 @@
                 <w:szCs w:val="12"/>
                 <w:lang w:bidi="en-US"/>
               </w:rPr>
-              <w:t>WORKPLACE</w:t>
+              <w:t xml:space="preserve">WORKPLACE - بيانات مكان العمل</w:t>
             </w:r>
             <w:r>
               <w:rPr>
@@ -317,7 +415,7 @@
                 <w:szCs w:val="12"/>
                 <w:lang w:bidi="en-US"/>
               </w:rPr>
-              <w:t>Protocol No:</w:t>
+              <w:t xml:space="preserve">Protocol No: - رقم البروتوكول</w:t>
             </w:r>
             <w:r>
               <w:rPr>
@@ -332,7 +430,7 @@
       </w:tr>
       <w:tr>
         <w:trPr>
-          <w:trHeight w:hRule="exact" w:val="172"/>
+          <w:trHeight w:hRule="atLeast" w:val="172"/>
         </w:trPr>
         <w:tc>
           <w:tcPr>
@@ -377,7 +475,7 @@
                 <w:szCs w:val="12"/>
                 <w:lang w:bidi="en-US"/>
               </w:rPr>
-              <w:t>Date:</w:t>
+              <w:t xml:space="preserve">Date: - التاريخ</w:t>
             </w:r>
             <w:r>
               <w:rPr>
@@ -392,7 +490,7 @@
       </w:tr>
       <w:tr>
         <w:trPr>
-          <w:trHeight w:hRule="exact" w:val="171"/>
+          <w:trHeight w:hRule="atLeast" w:val="171"/>
         </w:trPr>
         <w:tc>
           <w:tcPr>
@@ -418,7 +516,7 @@
                 <w:szCs w:val="11"/>
                 <w:lang w:bidi="en-US"/>
               </w:rPr>
-              <w:t>Title</w:t>
+              <w:t xml:space="preserve">Title - اسم مكان العمل</w:t>
             </w:r>
             <w:r>
               <w:rPr>
@@ -468,7 +566,7 @@
       </w:tr>
       <w:tr>
         <w:trPr>
-          <w:trHeight w:hRule="exact" w:val="210"/>
+          <w:trHeight w:hRule="atLeast" w:val="210"/>
         </w:trPr>
         <w:tc>
           <w:tcPr>
@@ -494,7 +592,7 @@
                 <w:szCs w:val="11"/>
                 <w:lang w:bidi="en-US"/>
               </w:rPr>
-              <w:t>Social Security Registration No. (Iraq)</w:t>
+              <w:t xml:space="preserve">Social Security Registration No. (Iraq) - رقم التسجيل لدى هيئة التقاعد والضمان الاجتماعي (العراق)</w:t>
             </w:r>
             <w:r>
               <w:rPr>
@@ -545,7 +643,7 @@
       </w:tr>
       <w:tr>
         <w:trPr>
-          <w:trHeight w:hRule="exact" w:val="267"/>
+          <w:trHeight w:hRule="atLeast" w:val="267"/>
         </w:trPr>
         <w:tc>
           <w:tcPr>
@@ -571,7 +669,7 @@
                 <w:szCs w:val="11"/>
                 <w:lang w:bidi="en-US"/>
               </w:rPr>
-              <w:t>Address</w:t>
+              <w:t xml:space="preserve">Address - العنوان</w:t>
             </w:r>
             <w:r>
               <w:rPr>
@@ -622,7 +720,7 @@
       </w:tr>
       <w:tr>
         <w:trPr>
-          <w:trHeight w:hRule="exact" w:val="220"/>
+          <w:trHeight w:hRule="atLeast" w:val="220"/>
         </w:trPr>
         <w:tc>
           <w:tcPr>
@@ -648,7 +746,7 @@
                 <w:szCs w:val="11"/>
                 <w:lang w:bidi="en-US"/>
               </w:rPr>
-              <w:t>Telephone No</w:t>
+              <w:t xml:space="preserve">Telephone No - رقم الهاتف</w:t>
             </w:r>
             <w:r>
               <w:rPr>
@@ -699,7 +797,7 @@
       </w:tr>
       <w:tr>
         <w:trPr>
-          <w:trHeight w:hRule="exact" w:val="210"/>
+          <w:trHeight w:hRule="atLeast" w:val="210"/>
         </w:trPr>
         <w:tc>
           <w:tcPr>
@@ -725,7 +823,7 @@
                 <w:szCs w:val="11"/>
                 <w:lang w:bidi="en-US"/>
               </w:rPr>
-              <w:t>Fax No</w:t>
+              <w:t xml:space="preserve">Fax No - رقم الفاكس</w:t>
             </w:r>
             <w:r>
               <w:rPr>
@@ -776,7 +874,7 @@
       </w:tr>
       <w:tr>
         <w:trPr>
-          <w:trHeight w:hRule="exact" w:val="193"/>
+          <w:trHeight w:hRule="atLeast" w:val="193"/>
         </w:trPr>
         <w:tc>
           <w:tcPr>
@@ -802,7 +900,7 @@
                 <w:szCs w:val="11"/>
                 <w:lang w:bidi="en-US"/>
               </w:rPr>
-              <w:t>E-Mail</w:t>
+              <w:t xml:space="preserve">E-Mail - البريد الإلكتروني</w:t>
             </w:r>
             <w:r>
               <w:rPr>
@@ -853,7 +951,7 @@
       </w:tr>
       <w:tr>
         <w:trPr>
-          <w:trHeight w:hRule="exact" w:val="613"/>
+          <w:trHeight w:hRule="atLeast" w:val="613"/>
         </w:trPr>
         <w:tc>
           <w:tcPr>
@@ -944,7 +1042,7 @@
                 <w:szCs w:val="11"/>
                 <w:lang w:bidi="en-US"/>
               </w:rPr>
-              <w:t>Employee's Full Name SIGNATURE</w:t>
+              <w:t xml:space="preserve">Employee's Full Name / SIGNATURE - الاسم الكامل للعامل / التوقيع</w:t>
             </w:r>
             <w:r>
               <w:rPr>
@@ -953,6 +1051,31 @@
                 <w:szCs w:val="11"/>
               </w:rPr>
               <w:t xml:space="preserve"> </w:t>
+            </w:r>
+          </w:p>
+          <w:p>
+            <w:pPr>
+              <w:bidi/>
+              <w:jc w:val="right"/>
+              <w:rPr>
+                <w:rFonts w:ascii="Tahoma" w:hAnsi="Tahoma" w:cs="Tahoma"/>
+                <w:i/>
+                <w:color w:val="404040"/>
+                <w:sz w:val="18"/>
+                <w:szCs w:val="18"/>
+              </w:rPr>
+            </w:pPr>
+            <w:r>
+              <w:rPr>
+                <w:rFonts w:ascii="Tahoma" w:hAnsi="Tahoma" w:cs="Tahoma" w:hint="ar"/>
+                <w:i/>
+                <w:color w:val="404040"/>
+                <w:sz w:val="18"/>
+                <w:szCs w:val="18"/>
+                <w:rtl/>
+                <w:lang w:eastAsia="ar-SA" w:bidi="ar-SA"/>
+              </w:rPr>
+              <w:t xml:space="preserve">أقر بأن الإجابات التي قدمتها على الأسئلة أدناه صحيحة وكاملة وصائبة على حد علمي.</w:t>
             </w:r>
           </w:p>
         </w:tc>
@@ -978,7 +1101,7 @@
       </w:tr>
       <w:tr>
         <w:trPr>
-          <w:trHeight w:hRule="exact" w:val="227"/>
+          <w:trHeight w:hRule="atLeast" w:val="227"/>
         </w:trPr>
         <w:tc>
           <w:tcPr>
@@ -1005,7 +1128,7 @@
                 <w:szCs w:val="12"/>
                 <w:lang w:bidi="en-US"/>
               </w:rPr>
-              <w:t>EMPLOYEE'S</w:t>
+              <w:t xml:space="preserve">EMPLOYEE'S - بيانات العامل</w:t>
             </w:r>
             <w:r>
               <w:rPr>
@@ -1020,7 +1143,7 @@
       </w:tr>
       <w:tr>
         <w:trPr>
-          <w:trHeight w:hRule="exact" w:val="200"/>
+          <w:trHeight w:hRule="atLeast" w:val="200"/>
         </w:trPr>
         <w:tc>
           <w:tcPr>
@@ -1046,7 +1169,7 @@
                 <w:szCs w:val="11"/>
                 <w:lang w:bidi="en-US"/>
               </w:rPr>
-              <w:t>Full Name</w:t>
+              <w:t xml:space="preserve">Full Name - الاسم الكامل</w:t>
             </w:r>
             <w:r>
               <w:rPr>
@@ -1077,7 +1200,7 @@
       </w:tr>
       <w:tr>
         <w:trPr>
-          <w:trHeight w:hRule="exact" w:val="210"/>
+          <w:trHeight w:hRule="atLeast" w:val="210"/>
         </w:trPr>
         <w:tc>
           <w:tcPr>
@@ -1103,7 +1226,7 @@
                 <w:szCs w:val="11"/>
                 <w:lang w:bidi="en-US"/>
               </w:rPr>
-              <w:t>Civil Status No. / Passport No.</w:t>
+              <w:t xml:space="preserve">رقم البطاقة الوطنية الموحدة / الأحوال المدنية / جواز السفر - National ID / Civil Status / Passport No.</w:t>
             </w:r>
             <w:r>
               <w:rPr>
@@ -1134,7 +1257,7 @@
       </w:tr>
       <w:tr>
         <w:trPr>
-          <w:trHeight w:hRule="exact" w:val="200"/>
+          <w:trHeight w:hRule="atLeast" w:val="200"/>
         </w:trPr>
         <w:tc>
           <w:tcPr>
@@ -1160,7 +1283,7 @@
                 <w:szCs w:val="11"/>
                 <w:lang w:bidi="en-US"/>
               </w:rPr>
-              <w:t>Birth Place and Date</w:t>
+              <w:t xml:space="preserve">Birth Place and Date - مكان وتاريخ الولادة</w:t>
             </w:r>
             <w:r>
               <w:rPr>
@@ -1191,7 +1314,7 @@
       </w:tr>
       <w:tr>
         <w:trPr>
-          <w:trHeight w:hRule="exact" w:val="205"/>
+          <w:trHeight w:hRule="atLeast" w:val="205"/>
         </w:trPr>
         <w:tc>
           <w:tcPr>
@@ -1217,7 +1340,7 @@
                 <w:szCs w:val="11"/>
                 <w:lang w:bidi="en-US"/>
               </w:rPr>
-              <w:t>Gender</w:t>
+              <w:t xml:space="preserve">Gender - الجنس</w:t>
             </w:r>
             <w:r>
               <w:rPr>
@@ -1248,7 +1371,7 @@
       </w:tr>
       <w:tr>
         <w:trPr>
-          <w:trHeight w:hRule="exact" w:val="205"/>
+          <w:trHeight w:hRule="atLeast" w:val="205"/>
         </w:trPr>
         <w:tc>
           <w:tcPr>
@@ -1273,7 +1396,7 @@
                 <w:szCs w:val="11"/>
                 <w:lang w:bidi="en-US"/>
               </w:rPr>
-              <w:t>Educational Level</w:t>
+              <w:t xml:space="preserve">Educational Level - المستوى التعليمي</w:t>
             </w:r>
             <w:r>
               <w:rPr>
@@ -1304,7 +1427,7 @@
       </w:tr>
       <w:tr>
         <w:trPr>
-          <w:trHeight w:hRule="exact" w:val="205"/>
+          <w:trHeight w:hRule="atLeast" w:val="205"/>
         </w:trPr>
         <w:tc>
           <w:tcPr>
@@ -1330,7 +1453,7 @@
                 <w:szCs w:val="11"/>
                 <w:lang w:bidi="en-US"/>
               </w:rPr>
-              <w:t>Marital Status</w:t>
+              <w:t xml:space="preserve">Marital Status - الحالة الاجتماعية</w:t>
             </w:r>
             <w:r>
               <w:rPr>
@@ -1383,7 +1506,7 @@
                 <w:szCs w:val="11"/>
                 <w:lang w:bidi="en-US"/>
               </w:rPr>
-              <w:t>Number of Children</w:t>
+              <w:t xml:space="preserve">Number of Children - عدد الأطفال</w:t>
             </w:r>
             <w:r>
               <w:rPr>
@@ -1414,7 +1537,7 @@
       </w:tr>
       <w:tr>
         <w:trPr>
-          <w:trHeight w:hRule="exact" w:val="205"/>
+          <w:trHeight w:hRule="atLeast" w:val="205"/>
         </w:trPr>
         <w:tc>
           <w:tcPr>
@@ -1440,7 +1563,7 @@
                 <w:szCs w:val="11"/>
                 <w:lang w:bidi="en-US"/>
               </w:rPr>
-              <w:t>Home Address</w:t>
+              <w:t xml:space="preserve">Home Address - العنوان المنزلي</w:t>
             </w:r>
             <w:r>
               <w:rPr>
@@ -1471,7 +1594,7 @@
       </w:tr>
       <w:tr>
         <w:trPr>
-          <w:trHeight w:hRule="exact" w:val="200"/>
+          <w:trHeight w:hRule="atLeast" w:val="200"/>
         </w:trPr>
         <w:tc>
           <w:tcPr>
@@ -1497,7 +1620,7 @@
                 <w:szCs w:val="11"/>
                 <w:lang w:bidi="en-US"/>
               </w:rPr>
-              <w:t>Mobile No</w:t>
+              <w:t xml:space="preserve">Mobile No - رقم الجوال</w:t>
             </w:r>
             <w:r>
               <w:rPr>
@@ -1528,7 +1651,7 @@
       </w:tr>
       <w:tr>
         <w:trPr>
-          <w:trHeight w:hRule="exact" w:val="210"/>
+          <w:trHeight w:hRule="atLeast" w:val="210"/>
         </w:trPr>
         <w:tc>
           <w:tcPr>
@@ -1554,7 +1677,7 @@
                 <w:szCs w:val="11"/>
                 <w:lang w:bidi="en-US"/>
               </w:rPr>
-              <w:t>Profession</w:t>
+              <w:t xml:space="preserve">Profession - المهنة</w:t>
             </w:r>
             <w:r>
               <w:rPr>
@@ -1585,7 +1708,7 @@
       </w:tr>
       <w:tr>
         <w:trPr>
-          <w:trHeight w:hRule="exact" w:val="200"/>
+          <w:trHeight w:hRule="atLeast" w:val="200"/>
         </w:trPr>
         <w:tc>
           <w:tcPr>
@@ -1611,7 +1734,7 @@
                 <w:szCs w:val="11"/>
                 <w:lang w:bidi="en-US"/>
               </w:rPr>
-              <w:t>Job Description (Detail)</w:t>
+              <w:t xml:space="preserve">Job Description (Detail) - وصف العمل (التفاصيل)</w:t>
             </w:r>
             <w:r>
               <w:rPr>
@@ -1642,7 +1765,7 @@
       </w:tr>
       <w:tr>
         <w:trPr>
-          <w:trHeight w:hRule="exact" w:val="208"/>
+          <w:trHeight w:hRule="atLeast" w:val="208"/>
         </w:trPr>
         <w:tc>
           <w:tcPr>
@@ -1668,7 +1791,7 @@
                 <w:szCs w:val="11"/>
                 <w:lang w:bidi="en-US"/>
               </w:rPr>
-              <w:t>Department</w:t>
+              <w:t xml:space="preserve">Department - القسم</w:t>
             </w:r>
             <w:r>
               <w:rPr>
@@ -1699,7 +1822,7 @@
       </w:tr>
       <w:tr>
         <w:trPr>
-          <w:trHeight w:hRule="exact" w:val="203"/>
+          <w:trHeight w:hRule="atLeast" w:val="203"/>
         </w:trPr>
         <w:tc>
           <w:tcPr>
@@ -1726,7 +1849,7 @@
                 <w:szCs w:val="11"/>
                 <w:lang w:bidi="en-US"/>
               </w:rPr>
-              <w:t>Former Workplaces</w:t>
+              <w:t xml:space="preserve">Former Workplaces - أماكن العمل السابقة</w:t>
             </w:r>
             <w:r>
               <w:rPr>
@@ -1741,7 +1864,7 @@
       </w:tr>
       <w:tr>
         <w:trPr>
-          <w:trHeight w:hRule="exact" w:val="205"/>
+          <w:trHeight w:hRule="atLeast" w:val="205"/>
         </w:trPr>
         <w:tc>
           <w:tcPr>
@@ -1767,7 +1890,7 @@
                 <w:szCs w:val="11"/>
                 <w:lang w:bidi="en-US"/>
               </w:rPr>
-              <w:t>Industry</w:t>
+              <w:t xml:space="preserve">Industry - القطاع / الصناعة</w:t>
             </w:r>
             <w:r>
               <w:rPr>
@@ -1804,7 +1927,7 @@
                 <w:szCs w:val="11"/>
                 <w:lang w:bidi="en-US"/>
               </w:rPr>
-              <w:t>Work Description</w:t>
+              <w:t xml:space="preserve">Work Description - وصف العمل</w:t>
             </w:r>
             <w:r>
               <w:rPr>
@@ -1840,7 +1963,7 @@
                 <w:szCs w:val="11"/>
                 <w:lang w:bidi="en-US"/>
               </w:rPr>
-              <w:t>Start Date - End Date</w:t>
+              <w:t xml:space="preserve">Start Date - End Date - تاريخ البدء - تاريخ الانتهاء</w:t>
             </w:r>
             <w:r>
               <w:rPr>
@@ -1855,7 +1978,7 @@
       </w:tr>
       <w:tr>
         <w:trPr>
-          <w:trHeight w:hRule="exact" w:val="205"/>
+          <w:trHeight w:hRule="atLeast" w:val="205"/>
         </w:trPr>
         <w:tc>
           <w:tcPr>
@@ -1907,7 +2030,7 @@
       </w:tr>
       <w:tr>
         <w:trPr>
-          <w:trHeight w:hRule="exact" w:val="200"/>
+          <w:trHeight w:hRule="atLeast" w:val="200"/>
         </w:trPr>
         <w:tc>
           <w:tcPr>
@@ -1959,7 +2082,7 @@
       </w:tr>
       <w:tr>
         <w:trPr>
-          <w:trHeight w:hRule="exact" w:val="207"/>
+          <w:trHeight w:hRule="atLeast" w:val="207"/>
         </w:trPr>
         <w:tc>
           <w:tcPr>
@@ -2011,7 +2134,7 @@
       </w:tr>
       <w:tr>
         <w:trPr>
-          <w:trHeight w:hRule="exact" w:val="203"/>
+          <w:trHeight w:hRule="atLeast" w:val="203"/>
         </w:trPr>
         <w:tc>
           <w:tcPr>
@@ -2038,7 +2161,7 @@
                 <w:szCs w:val="12"/>
                 <w:lang w:bidi="en-US"/>
               </w:rPr>
-              <w:t>Medical History</w:t>
+              <w:t xml:space="preserve">Medical History - التاريخ الصحي</w:t>
             </w:r>
             <w:r>
               <w:rPr>
@@ -2053,7 +2176,7 @@
       </w:tr>
       <w:tr>
         <w:trPr>
-          <w:trHeight w:hRule="exact" w:val="210"/>
+          <w:trHeight w:hRule="atLeast" w:val="210"/>
         </w:trPr>
         <w:tc>
           <w:tcPr>
@@ -2079,7 +2202,7 @@
                 <w:szCs w:val="11"/>
                 <w:lang w:bidi="en-US"/>
               </w:rPr>
-              <w:t>Blood Type</w:t>
+              <w:t xml:space="preserve">Blood Type - فصيلة الدم</w:t>
             </w:r>
             <w:r>
               <w:rPr>
@@ -2110,7 +2233,7 @@
       </w:tr>
       <w:tr>
         <w:trPr>
-          <w:trHeight w:hRule="exact" w:val="267"/>
+          <w:trHeight w:hRule="atLeast" w:val="267"/>
         </w:trPr>
         <w:tc>
           <w:tcPr>
@@ -2136,15 +2259,15 @@
                 <w:szCs w:val="11"/>
                 <w:lang w:bidi="en-US"/>
               </w:rPr>
-              <w:t>Congenital/Chronic</w:t>
-            </w:r>
-            <w:r>
-              <w:rPr>
-                <w:rFonts w:ascii="Times New Roman" w:eastAsia="Times New Roman" w:hAnsi="Times New Roman" w:cs="Times New Roman"/>
-                <w:sz w:val="11"/>
-                <w:szCs w:val="11"/>
-              </w:rPr>
-              <w:t xml:space="preserve"> </w:t>
+              <w:t xml:space="preserve">Congenital/Chronic Disease - أمراض خلقية / مزمنة</w:t>
+            </w:r>
+            <w:r>
+              <w:rPr>
+                <w:rFonts w:ascii="Times New Roman" w:eastAsia="Times New Roman" w:hAnsi="Times New Roman" w:cs="Times New Roman"/>
+                <w:sz w:val="11"/>
+                <w:szCs w:val="11"/>
+              </w:rPr>
+              <w:t xml:space="preserve"/>
             </w:r>
             <w:r>
               <w:rPr>
@@ -2156,15 +2279,15 @@
                 <w:szCs w:val="11"/>
                 <w:lang w:bidi="en-US"/>
               </w:rPr>
-              <w:t>Disease</w:t>
-            </w:r>
-            <w:r>
-              <w:rPr>
-                <w:rFonts w:ascii="Times New Roman" w:eastAsia="Times New Roman" w:hAnsi="Times New Roman" w:cs="Times New Roman"/>
-                <w:sz w:val="11"/>
-                <w:szCs w:val="11"/>
-              </w:rPr>
-              <w:t xml:space="preserve"> </w:t>
+              <w:t xml:space="preserve"/>
+            </w:r>
+            <w:r>
+              <w:rPr>
+                <w:rFonts w:ascii="Times New Roman" w:eastAsia="Times New Roman" w:hAnsi="Times New Roman" w:cs="Times New Roman"/>
+                <w:sz w:val="11"/>
+                <w:szCs w:val="11"/>
+              </w:rPr>
+              <w:t xml:space="preserve"/>
             </w:r>
           </w:p>
         </w:tc>
@@ -2187,7 +2310,7 @@
       </w:tr>
       <w:tr>
         <w:trPr>
-          <w:trHeight w:hRule="exact" w:val="227"/>
+          <w:trHeight w:hRule="atLeast" w:val="227"/>
         </w:trPr>
         <w:tc>
           <w:tcPr>
@@ -2213,7 +2336,7 @@
                 <w:szCs w:val="11"/>
                 <w:lang w:bidi="en-US"/>
               </w:rPr>
-              <w:t>Allergy</w:t>
+              <w:t xml:space="preserve">Allergy - الحساسية</w:t>
             </w:r>
             <w:r>
               <w:rPr>
@@ -2244,7 +2367,7 @@
       </w:tr>
       <w:tr>
         <w:trPr>
-          <w:trHeight w:hRule="exact" w:val="203"/>
+          <w:trHeight w:hRule="atLeast" w:val="203"/>
         </w:trPr>
         <w:tc>
           <w:tcPr>
@@ -2271,7 +2394,7 @@
                 <w:szCs w:val="11"/>
                 <w:lang w:bidi="en-US"/>
               </w:rPr>
-              <w:t>Immunization</w:t>
+              <w:t xml:space="preserve">Immunization - التطعيمات</w:t>
             </w:r>
             <w:r>
               <w:rPr>
@@ -2286,7 +2409,7 @@
       </w:tr>
       <w:tr>
         <w:trPr>
-          <w:trHeight w:hRule="exact" w:val="210"/>
+          <w:trHeight w:hRule="atLeast" w:val="210"/>
         </w:trPr>
         <w:tc>
           <w:tcPr>
@@ -2312,7 +2435,7 @@
                 <w:szCs w:val="11"/>
                 <w:lang w:bidi="en-US"/>
               </w:rPr>
-              <w:t>-Tetanus</w:t>
+              <w:t xml:space="preserve"> - Tetanus - الكزاز</w:t>
             </w:r>
             <w:r>
               <w:rPr>
@@ -2343,7 +2466,7 @@
       </w:tr>
       <w:tr>
         <w:trPr>
-          <w:trHeight w:hRule="exact" w:val="200"/>
+          <w:trHeight w:hRule="atLeast" w:val="200"/>
         </w:trPr>
         <w:tc>
           <w:tcPr>
@@ -2369,7 +2492,7 @@
                 <w:szCs w:val="11"/>
                 <w:lang w:bidi="en-US"/>
               </w:rPr>
-              <w:t>-Hepatitis</w:t>
+              <w:t xml:space="preserve"> - Hepatitis - الالتهاب الكبدي</w:t>
             </w:r>
             <w:r>
               <w:rPr>
@@ -2400,7 +2523,7 @@
       </w:tr>
       <w:tr>
         <w:trPr>
-          <w:trHeight w:hRule="exact" w:val="205"/>
+          <w:trHeight w:hRule="atLeast" w:val="205"/>
         </w:trPr>
         <w:tc>
           <w:tcPr>
@@ -2426,7 +2549,7 @@
                 <w:szCs w:val="11"/>
                 <w:lang w:bidi="en-US"/>
               </w:rPr>
-              <w:t>-Other</w:t>
+              <w:t xml:space="preserve"> - Other - أخرى</w:t>
             </w:r>
             <w:r>
               <w:rPr>
@@ -2457,7 +2580,7 @@
       </w:tr>
       <w:tr>
         <w:trPr>
-          <w:trHeight w:hRule="exact" w:val="205"/>
+          <w:trHeight w:hRule="atLeast" w:val="205"/>
         </w:trPr>
         <w:tc>
           <w:tcPr>
@@ -2484,7 +2607,7 @@
                 <w:szCs w:val="11"/>
                 <w:lang w:bidi="en-US"/>
               </w:rPr>
-              <w:t>Family History</w:t>
+              <w:t xml:space="preserve">Family History - التاريخ العائلي</w:t>
             </w:r>
             <w:r>
               <w:rPr>
@@ -2499,7 +2622,7 @@
       </w:tr>
       <w:tr>
         <w:trPr>
-          <w:trHeight w:hRule="exact" w:val="205"/>
+          <w:trHeight w:hRule="atLeast" w:val="205"/>
         </w:trPr>
         <w:tc>
           <w:tcPr>
@@ -2526,7 +2649,7 @@
                 <w:szCs w:val="11"/>
                 <w:lang w:bidi="en-US"/>
               </w:rPr>
-              <w:t>Mother</w:t>
+              <w:t xml:space="preserve">Mother - الأم</w:t>
             </w:r>
             <w:r>
               <w:rPr>
@@ -2563,7 +2686,7 @@
                 <w:szCs w:val="11"/>
                 <w:lang w:bidi="en-US"/>
               </w:rPr>
-              <w:t>Father</w:t>
+              <w:t xml:space="preserve">Father - الأب</w:t>
             </w:r>
             <w:r>
               <w:rPr>
@@ -2600,7 +2723,7 @@
                 <w:szCs w:val="11"/>
                 <w:lang w:bidi="en-US"/>
               </w:rPr>
-              <w:t>Sibling</w:t>
+              <w:t xml:space="preserve">Sibling - الأخ / الأخت</w:t>
             </w:r>
             <w:r>
               <w:rPr>
@@ -2637,7 +2760,7 @@
                 <w:szCs w:val="11"/>
                 <w:lang w:bidi="en-US"/>
               </w:rPr>
-              <w:t>Child</w:t>
+              <w:t xml:space="preserve">Child - الابن / الابنة</w:t>
             </w:r>
             <w:r>
               <w:rPr>
@@ -2652,7 +2775,7 @@
       </w:tr>
       <w:tr>
         <w:trPr>
-          <w:trHeight w:hRule="exact" w:val="280"/>
+          <w:trHeight w:hRule="atLeast" w:val="280"/>
         </w:trPr>
         <w:tc>
           <w:tcPr>
@@ -3305,7 +3428,7 @@
       </w:tr>
       <w:tr>
         <w:trPr>
-          <w:trHeight w:hRule="exact" w:val="203"/>
+          <w:trHeight w:hRule="atLeast" w:val="203"/>
         </w:trPr>
         <w:tc>
           <w:tcPr>
@@ -3332,7 +3455,7 @@
                 <w:szCs w:val="12"/>
                 <w:lang w:bidi="en-US"/>
               </w:rPr>
-              <w:t>REVIEW OF SYMPTOMS</w:t>
+              <w:t xml:space="preserve">REVIEW OF SYMPTOMS - مراجعة الأعراض</w:t>
             </w:r>
             <w:r>
               <w:rPr>
@@ -3347,7 +3470,7 @@
       </w:tr>
       <w:tr>
         <w:trPr>
-          <w:trHeight w:hRule="exact" w:val="335"/>
+          <w:trHeight w:hRule="atLeast" w:val="335"/>
         </w:trPr>
         <w:tc>
           <w:tcPr>
@@ -3374,7 +3497,7 @@
                 <w:szCs w:val="11"/>
                 <w:lang w:bidi="en-US"/>
               </w:rPr>
-              <w:t>1.Have you experienced any of the following complaints?</w:t>
+              <w:t xml:space="preserve">1. Have you experienced any of the following complaints? - هل عانيت من أي من الأعراض التالية؟</w:t>
             </w:r>
             <w:r>
               <w:rPr>
@@ -3410,7 +3533,7 @@
                 <w:szCs w:val="11"/>
                 <w:lang w:bidi="en-US"/>
               </w:rPr>
-              <w:t>No</w:t>
+              <w:t xml:space="preserve">No - لا</w:t>
             </w:r>
             <w:r>
               <w:rPr>
@@ -3445,7 +3568,7 @@
                 <w:szCs w:val="11"/>
                 <w:lang w:bidi="en-US"/>
               </w:rPr>
-              <w:t>Yes</w:t>
+              <w:t xml:space="preserve">Yes - نعم</w:t>
             </w:r>
             <w:r>
               <w:rPr>
@@ -3504,7 +3627,7 @@
                 <w:szCs w:val="11"/>
                 <w:lang w:bidi="en-US"/>
               </w:rPr>
-              <w:t>If yes, explain</w:t>
+              <w:t xml:space="preserve">If yes, explain - إن كان نعم، ففسر</w:t>
             </w:r>
             <w:r>
               <w:rPr>
@@ -3519,7 +3642,7 @@
       </w:tr>
       <w:tr>
         <w:trPr>
-          <w:trHeight w:hRule="exact" w:val="335"/>
+          <w:trHeight w:hRule="atLeast" w:val="335"/>
         </w:trPr>
         <w:tc>
           <w:tcPr>
@@ -3547,15 +3670,15 @@
                 <w:szCs w:val="11"/>
                 <w:lang w:bidi="en-US"/>
               </w:rPr>
-              <w:t xml:space="preserve"> -Expectoration</w:t>
-            </w:r>
-            <w:r>
-              <w:rPr>
-                <w:rFonts w:ascii="Times New Roman" w:eastAsia="Times New Roman" w:hAnsi="Times New Roman" w:cs="Times New Roman"/>
-                <w:sz w:val="11"/>
-                <w:szCs w:val="11"/>
-              </w:rPr>
-              <w:t xml:space="preserve"> </w:t>
+              <w:t xml:space="preserve"> - Expectoration - طرد البلغم</w:t>
+            </w:r>
+            <w:r>
+              <w:rPr>
+                <w:rFonts w:ascii="Times New Roman" w:eastAsia="Times New Roman" w:hAnsi="Times New Roman" w:cs="Times New Roman"/>
+                <w:sz w:val="11"/>
+                <w:szCs w:val="11"/>
+              </w:rPr>
+              <w:t xml:space="preserve"/>
             </w:r>
           </w:p>
         </w:tc>
@@ -3608,7 +3731,7 @@
       </w:tr>
       <w:tr>
         <w:trPr>
-          <w:trHeight w:hRule="exact" w:val="325"/>
+          <w:trHeight w:hRule="atLeast" w:val="325"/>
         </w:trPr>
         <w:tc>
           <w:tcPr>
@@ -3636,15 +3759,15 @@
                 <w:szCs w:val="11"/>
                 <w:lang w:bidi="en-US"/>
               </w:rPr>
-              <w:t xml:space="preserve"> -Shortness Of Breath</w:t>
-            </w:r>
-            <w:r>
-              <w:rPr>
-                <w:rFonts w:ascii="Times New Roman" w:eastAsia="Times New Roman" w:hAnsi="Times New Roman" w:cs="Times New Roman"/>
-                <w:sz w:val="11"/>
-                <w:szCs w:val="11"/>
-              </w:rPr>
-              <w:t xml:space="preserve"> </w:t>
+              <w:t xml:space="preserve"> - Shortness of Breath - ضيق النفس</w:t>
+            </w:r>
+            <w:r>
+              <w:rPr>
+                <w:rFonts w:ascii="Times New Roman" w:eastAsia="Times New Roman" w:hAnsi="Times New Roman" w:cs="Times New Roman"/>
+                <w:sz w:val="11"/>
+                <w:szCs w:val="11"/>
+              </w:rPr>
+              <w:t xml:space="preserve"/>
             </w:r>
           </w:p>
         </w:tc>
@@ -3697,7 +3820,7 @@
       </w:tr>
       <w:tr>
         <w:trPr>
-          <w:trHeight w:hRule="exact" w:val="335"/>
+          <w:trHeight w:hRule="atLeast" w:val="335"/>
         </w:trPr>
         <w:tc>
           <w:tcPr>
@@ -3725,15 +3848,15 @@
                 <w:szCs w:val="11"/>
                 <w:lang w:bidi="en-US"/>
               </w:rPr>
-              <w:t xml:space="preserve"> -Chest Pain</w:t>
-            </w:r>
-            <w:r>
-              <w:rPr>
-                <w:rFonts w:ascii="Times New Roman" w:eastAsia="Times New Roman" w:hAnsi="Times New Roman" w:cs="Times New Roman"/>
-                <w:sz w:val="11"/>
-                <w:szCs w:val="11"/>
-              </w:rPr>
-              <w:t xml:space="preserve"> </w:t>
+              <w:t xml:space="preserve"> - Chest Pain - ألم الصدر</w:t>
+            </w:r>
+            <w:r>
+              <w:rPr>
+                <w:rFonts w:ascii="Times New Roman" w:eastAsia="Times New Roman" w:hAnsi="Times New Roman" w:cs="Times New Roman"/>
+                <w:sz w:val="11"/>
+                <w:szCs w:val="11"/>
+              </w:rPr>
+              <w:t xml:space="preserve"/>
             </w:r>
           </w:p>
         </w:tc>
@@ -3786,7 +3909,7 @@
       </w:tr>
       <w:tr>
         <w:trPr>
-          <w:trHeight w:hRule="exact" w:val="335"/>
+          <w:trHeight w:hRule="atLeast" w:val="335"/>
         </w:trPr>
         <w:tc>
           <w:tcPr>
@@ -3814,15 +3937,15 @@
                 <w:szCs w:val="11"/>
                 <w:lang w:bidi="en-US"/>
               </w:rPr>
-              <w:t xml:space="preserve"> -Palpitation</w:t>
-            </w:r>
-            <w:r>
-              <w:rPr>
-                <w:rFonts w:ascii="Times New Roman" w:eastAsia="Times New Roman" w:hAnsi="Times New Roman" w:cs="Times New Roman"/>
-                <w:sz w:val="11"/>
-                <w:szCs w:val="11"/>
-              </w:rPr>
-              <w:t xml:space="preserve"> </w:t>
+              <w:t xml:space="preserve"> - Palpitation - خفقان القلب</w:t>
+            </w:r>
+            <w:r>
+              <w:rPr>
+                <w:rFonts w:ascii="Times New Roman" w:eastAsia="Times New Roman" w:hAnsi="Times New Roman" w:cs="Times New Roman"/>
+                <w:sz w:val="11"/>
+                <w:szCs w:val="11"/>
+              </w:rPr>
+              <w:t xml:space="preserve"/>
             </w:r>
           </w:p>
         </w:tc>
@@ -3875,7 +3998,7 @@
       </w:tr>
       <w:tr>
         <w:trPr>
-          <w:trHeight w:hRule="exact" w:val="330"/>
+          <w:trHeight w:hRule="atLeast" w:val="330"/>
         </w:trPr>
         <w:tc>
           <w:tcPr>
@@ -3903,15 +4026,15 @@
                 <w:szCs w:val="11"/>
                 <w:lang w:bidi="en-US"/>
               </w:rPr>
-              <w:t xml:space="preserve"> -Backache</w:t>
-            </w:r>
-            <w:r>
-              <w:rPr>
-                <w:rFonts w:ascii="Times New Roman" w:eastAsia="Times New Roman" w:hAnsi="Times New Roman" w:cs="Times New Roman"/>
-                <w:sz w:val="11"/>
-                <w:szCs w:val="11"/>
-              </w:rPr>
-              <w:t xml:space="preserve"> </w:t>
+              <w:t xml:space="preserve"> - Backache - ألم الظهر</w:t>
+            </w:r>
+            <w:r>
+              <w:rPr>
+                <w:rFonts w:ascii="Times New Roman" w:eastAsia="Times New Roman" w:hAnsi="Times New Roman" w:cs="Times New Roman"/>
+                <w:sz w:val="11"/>
+                <w:szCs w:val="11"/>
+              </w:rPr>
+              <w:t xml:space="preserve"/>
             </w:r>
           </w:p>
         </w:tc>
@@ -3964,7 +4087,7 @@
       </w:tr>
       <w:tr>
         <w:trPr>
-          <w:trHeight w:hRule="exact" w:val="330"/>
+          <w:trHeight w:hRule="atLeast" w:val="330"/>
         </w:trPr>
         <w:tc>
           <w:tcPr>
@@ -3992,15 +4115,15 @@
                 <w:szCs w:val="11"/>
                 <w:lang w:bidi="en-US"/>
               </w:rPr>
-              <w:t xml:space="preserve"> -Diarrhea</w:t>
-            </w:r>
-            <w:r>
-              <w:rPr>
-                <w:rFonts w:ascii="Times New Roman" w:eastAsia="Times New Roman" w:hAnsi="Times New Roman" w:cs="Times New Roman"/>
-                <w:sz w:val="11"/>
-                <w:szCs w:val="11"/>
-              </w:rPr>
-              <w:t xml:space="preserve"> </w:t>
+              <w:t xml:space="preserve"> - Diarrhea - الإسهال</w:t>
+            </w:r>
+            <w:r>
+              <w:rPr>
+                <w:rFonts w:ascii="Times New Roman" w:eastAsia="Times New Roman" w:hAnsi="Times New Roman" w:cs="Times New Roman"/>
+                <w:sz w:val="11"/>
+                <w:szCs w:val="11"/>
+              </w:rPr>
+              <w:t xml:space="preserve"/>
             </w:r>
           </w:p>
         </w:tc>
@@ -4053,7 +4176,7 @@
       </w:tr>
       <w:tr>
         <w:trPr>
-          <w:trHeight w:hRule="exact" w:val="335"/>
+          <w:trHeight w:hRule="atLeast" w:val="335"/>
         </w:trPr>
         <w:tc>
           <w:tcPr>
@@ -4081,15 +4204,15 @@
                 <w:szCs w:val="11"/>
                 <w:lang w:bidi="en-US"/>
               </w:rPr>
-              <w:t xml:space="preserve"> -Joint Pain</w:t>
-            </w:r>
-            <w:r>
-              <w:rPr>
-                <w:rFonts w:ascii="Times New Roman" w:eastAsia="Times New Roman" w:hAnsi="Times New Roman" w:cs="Times New Roman"/>
-                <w:sz w:val="11"/>
-                <w:szCs w:val="11"/>
-              </w:rPr>
-              <w:t xml:space="preserve"> </w:t>
+              <w:t xml:space="preserve"> - Joint Pain - ألم المفاصل</w:t>
+            </w:r>
+            <w:r>
+              <w:rPr>
+                <w:rFonts w:ascii="Times New Roman" w:eastAsia="Times New Roman" w:hAnsi="Times New Roman" w:cs="Times New Roman"/>
+                <w:sz w:val="11"/>
+                <w:szCs w:val="11"/>
+              </w:rPr>
+              <w:t xml:space="preserve"/>
             </w:r>
           </w:p>
         </w:tc>
@@ -4142,7 +4265,7 @@
       </w:tr>
       <w:tr>
         <w:trPr>
-          <w:trHeight w:hRule="exact" w:val="335"/>
+          <w:trHeight w:hRule="atLeast" w:val="335"/>
         </w:trPr>
         <w:tc>
           <w:tcPr>
@@ -4169,7 +4292,7 @@
                 <w:szCs w:val="11"/>
                 <w:lang w:bidi="en-US"/>
               </w:rPr>
-              <w:t>2.Have you had any of the following diseases?</w:t>
+              <w:t xml:space="preserve">2. Have you had any of the following diseases? - هل عانيت من أي من الأمراض التالية؟</w:t>
             </w:r>
             <w:r>
               <w:rPr>
@@ -4205,7 +4328,7 @@
                 <w:szCs w:val="11"/>
                 <w:lang w:bidi="en-US"/>
               </w:rPr>
-              <w:t>No</w:t>
+              <w:t xml:space="preserve">No - لا</w:t>
             </w:r>
             <w:r>
               <w:rPr>
@@ -4240,7 +4363,7 @@
                 <w:szCs w:val="11"/>
                 <w:lang w:bidi="en-US"/>
               </w:rPr>
-              <w:t>Yes</w:t>
+              <w:t xml:space="preserve">Yes - نعم</w:t>
             </w:r>
             <w:r>
               <w:rPr>
@@ -4299,7 +4422,7 @@
                 <w:szCs w:val="11"/>
                 <w:lang w:bidi="en-US"/>
               </w:rPr>
-              <w:t>If yes, explain</w:t>
+              <w:t xml:space="preserve">If yes, explain - إن كان نعم، ففسر</w:t>
             </w:r>
             <w:r>
               <w:rPr>
@@ -4314,7 +4437,7 @@
       </w:tr>
       <w:tr>
         <w:trPr>
-          <w:trHeight w:hRule="exact" w:val="330"/>
+          <w:trHeight w:hRule="atLeast" w:val="330"/>
         </w:trPr>
         <w:tc>
           <w:tcPr>
@@ -4342,15 +4465,15 @@
                 <w:szCs w:val="11"/>
                 <w:lang w:bidi="en-US"/>
               </w:rPr>
-              <w:t xml:space="preserve"> -Heart Disease</w:t>
-            </w:r>
-            <w:r>
-              <w:rPr>
-                <w:rFonts w:ascii="Times New Roman" w:eastAsia="Times New Roman" w:hAnsi="Times New Roman" w:cs="Times New Roman"/>
-                <w:sz w:val="11"/>
-                <w:szCs w:val="11"/>
-              </w:rPr>
-              <w:t xml:space="preserve"> </w:t>
+              <w:t xml:space="preserve"> - Heart Disease - أمراض القلب</w:t>
+            </w:r>
+            <w:r>
+              <w:rPr>
+                <w:rFonts w:ascii="Times New Roman" w:eastAsia="Times New Roman" w:hAnsi="Times New Roman" w:cs="Times New Roman"/>
+                <w:sz w:val="11"/>
+                <w:szCs w:val="11"/>
+              </w:rPr>
+              <w:t xml:space="preserve"/>
             </w:r>
           </w:p>
         </w:tc>
@@ -4403,7 +4526,7 @@
       </w:tr>
       <w:tr>
         <w:trPr>
-          <w:trHeight w:hRule="exact" w:val="330"/>
+          <w:trHeight w:hRule="atLeast" w:val="330"/>
         </w:trPr>
         <w:tc>
           <w:tcPr>
@@ -4431,15 +4554,15 @@
                 <w:szCs w:val="11"/>
                 <w:lang w:bidi="en-US"/>
               </w:rPr>
-              <w:t xml:space="preserve"> -Diabetes</w:t>
-            </w:r>
-            <w:r>
-              <w:rPr>
-                <w:rFonts w:ascii="Times New Roman" w:eastAsia="Times New Roman" w:hAnsi="Times New Roman" w:cs="Times New Roman"/>
-                <w:sz w:val="11"/>
-                <w:szCs w:val="11"/>
-              </w:rPr>
-              <w:t xml:space="preserve"> </w:t>
+              <w:t xml:space="preserve"> - Diabetes - السكري</w:t>
+            </w:r>
+            <w:r>
+              <w:rPr>
+                <w:rFonts w:ascii="Times New Roman" w:eastAsia="Times New Roman" w:hAnsi="Times New Roman" w:cs="Times New Roman"/>
+                <w:sz w:val="11"/>
+                <w:szCs w:val="11"/>
+              </w:rPr>
+              <w:t xml:space="preserve"/>
             </w:r>
           </w:p>
         </w:tc>
@@ -4492,7 +4615,7 @@
       </w:tr>
       <w:tr>
         <w:trPr>
-          <w:trHeight w:hRule="exact" w:val="335"/>
+          <w:trHeight w:hRule="atLeast" w:val="335"/>
         </w:trPr>
         <w:tc>
           <w:tcPr>
@@ -4520,15 +4643,15 @@
                 <w:szCs w:val="11"/>
                 <w:lang w:bidi="en-US"/>
               </w:rPr>
-              <w:t xml:space="preserve"> -Kidney Disease</w:t>
-            </w:r>
-            <w:r>
-              <w:rPr>
-                <w:rFonts w:ascii="Times New Roman" w:eastAsia="Times New Roman" w:hAnsi="Times New Roman" w:cs="Times New Roman"/>
-                <w:sz w:val="11"/>
-                <w:szCs w:val="11"/>
-              </w:rPr>
-              <w:t xml:space="preserve"> </w:t>
+              <w:t xml:space="preserve"> - Kidney Disease - أمراض الكلى</w:t>
+            </w:r>
+            <w:r>
+              <w:rPr>
+                <w:rFonts w:ascii="Times New Roman" w:eastAsia="Times New Roman" w:hAnsi="Times New Roman" w:cs="Times New Roman"/>
+                <w:sz w:val="11"/>
+                <w:szCs w:val="11"/>
+              </w:rPr>
+              <w:t xml:space="preserve"/>
             </w:r>
           </w:p>
         </w:tc>
@@ -4581,7 +4704,7 @@
       </w:tr>
       <w:tr>
         <w:trPr>
-          <w:trHeight w:hRule="exact" w:val="330"/>
+          <w:trHeight w:hRule="atLeast" w:val="330"/>
         </w:trPr>
         <w:tc>
           <w:tcPr>
@@ -4609,15 +4732,15 @@
                 <w:szCs w:val="11"/>
                 <w:lang w:bidi="en-US"/>
               </w:rPr>
-              <w:t xml:space="preserve"> -Jaundice</w:t>
-            </w:r>
-            <w:r>
-              <w:rPr>
-                <w:rFonts w:ascii="Times New Roman" w:eastAsia="Times New Roman" w:hAnsi="Times New Roman" w:cs="Times New Roman"/>
-                <w:sz w:val="11"/>
-                <w:szCs w:val="11"/>
-              </w:rPr>
-              <w:t xml:space="preserve"> </w:t>
+              <w:t xml:space="preserve"> - Jaundice - اليرقان</w:t>
+            </w:r>
+            <w:r>
+              <w:rPr>
+                <w:rFonts w:ascii="Times New Roman" w:eastAsia="Times New Roman" w:hAnsi="Times New Roman" w:cs="Times New Roman"/>
+                <w:sz w:val="11"/>
+                <w:szCs w:val="11"/>
+              </w:rPr>
+              <w:t xml:space="preserve"/>
             </w:r>
           </w:p>
         </w:tc>
@@ -4670,7 +4793,7 @@
       </w:tr>
       <w:tr>
         <w:trPr>
-          <w:trHeight w:hRule="exact" w:val="330"/>
+          <w:trHeight w:hRule="atLeast" w:val="330"/>
         </w:trPr>
         <w:tc>
           <w:tcPr>
@@ -4698,15 +4821,15 @@
                 <w:szCs w:val="11"/>
                 <w:lang w:bidi="en-US"/>
               </w:rPr>
-              <w:t> -Gastric Disease</w:t>
-            </w:r>
-            <w:r>
-              <w:rPr>
-                <w:rFonts w:ascii="Times New Roman" w:eastAsia="Times New Roman" w:hAnsi="Times New Roman" w:cs="Times New Roman"/>
-                <w:sz w:val="11"/>
-                <w:szCs w:val="11"/>
-              </w:rPr>
-              <w:t xml:space="preserve"> </w:t>
+              <w:t xml:space="preserve"> - Gastric Disease - أمراض المعدة</w:t>
+            </w:r>
+            <w:r>
+              <w:rPr>
+                <w:rFonts w:ascii="Times New Roman" w:eastAsia="Times New Roman" w:hAnsi="Times New Roman" w:cs="Times New Roman"/>
+                <w:sz w:val="11"/>
+                <w:szCs w:val="11"/>
+              </w:rPr>
+              <w:t xml:space="preserve"/>
             </w:r>
           </w:p>
         </w:tc>
@@ -4759,7 +4882,7 @@
       </w:tr>
       <w:tr>
         <w:trPr>
-          <w:trHeight w:hRule="exact" w:val="335"/>
+          <w:trHeight w:hRule="atLeast" w:val="335"/>
         </w:trPr>
         <w:tc>
           <w:tcPr>
@@ -4787,15 +4910,15 @@
                 <w:szCs w:val="11"/>
                 <w:lang w:bidi="en-US"/>
               </w:rPr>
-              <w:t xml:space="preserve"> -Hearing Loss</w:t>
-            </w:r>
-            <w:r>
-              <w:rPr>
-                <w:rFonts w:ascii="Times New Roman" w:eastAsia="Times New Roman" w:hAnsi="Times New Roman" w:cs="Times New Roman"/>
-                <w:sz w:val="11"/>
-                <w:szCs w:val="11"/>
-              </w:rPr>
-              <w:t xml:space="preserve"> </w:t>
+              <w:t xml:space="preserve"> - Hearing Loss - ضعف السمع</w:t>
+            </w:r>
+            <w:r>
+              <w:rPr>
+                <w:rFonts w:ascii="Times New Roman" w:eastAsia="Times New Roman" w:hAnsi="Times New Roman" w:cs="Times New Roman"/>
+                <w:sz w:val="11"/>
+                <w:szCs w:val="11"/>
+              </w:rPr>
+              <w:t xml:space="preserve"/>
             </w:r>
           </w:p>
         </w:tc>
@@ -4910,7 +5033,7 @@
       </w:tblGrid>
       <w:tr>
         <w:trPr>
-          <w:trHeight w:hRule="exact" w:val="330"/>
+          <w:trHeight w:hRule="atLeast" w:val="330"/>
         </w:trPr>
         <w:tc>
           <w:tcPr>
@@ -4938,15 +5061,15 @@
                 <w:szCs w:val="11"/>
                 <w:lang w:bidi="en-US"/>
               </w:rPr>
-              <w:t xml:space="preserve"> -Vision Loss</w:t>
-            </w:r>
-            <w:r>
-              <w:rPr>
-                <w:rFonts w:ascii="Times New Roman" w:eastAsia="Times New Roman" w:hAnsi="Times New Roman" w:cs="Times New Roman"/>
-                <w:sz w:val="11"/>
-                <w:szCs w:val="11"/>
-              </w:rPr>
-              <w:t xml:space="preserve"> </w:t>
+              <w:t xml:space="preserve"> - Vision Loss - ضعف البصر</w:t>
+            </w:r>
+            <w:r>
+              <w:rPr>
+                <w:rFonts w:ascii="Times New Roman" w:eastAsia="Times New Roman" w:hAnsi="Times New Roman" w:cs="Times New Roman"/>
+                <w:sz w:val="11"/>
+                <w:szCs w:val="11"/>
+              </w:rPr>
+              <w:t xml:space="preserve"/>
             </w:r>
           </w:p>
         </w:tc>
@@ -5001,7 +5124,7 @@
       </w:tr>
       <w:tr>
         <w:trPr>
-          <w:trHeight w:hRule="exact" w:val="330"/>
+          <w:trHeight w:hRule="atLeast" w:val="330"/>
         </w:trPr>
         <w:tc>
           <w:tcPr>
@@ -5029,15 +5152,15 @@
                 <w:szCs w:val="11"/>
                 <w:lang w:bidi="en-US"/>
               </w:rPr>
-              <w:t xml:space="preserve"> -Nervous System Disease</w:t>
-            </w:r>
-            <w:r>
-              <w:rPr>
-                <w:rFonts w:ascii="Times New Roman" w:eastAsia="Times New Roman" w:hAnsi="Times New Roman" w:cs="Times New Roman"/>
-                <w:sz w:val="11"/>
-                <w:szCs w:val="11"/>
-              </w:rPr>
-              <w:t xml:space="preserve"> </w:t>
+              <w:t xml:space="preserve"> - Nervous System Disease - أمراض الجهاز العصبي</w:t>
+            </w:r>
+            <w:r>
+              <w:rPr>
+                <w:rFonts w:ascii="Times New Roman" w:eastAsia="Times New Roman" w:hAnsi="Times New Roman" w:cs="Times New Roman"/>
+                <w:sz w:val="11"/>
+                <w:szCs w:val="11"/>
+              </w:rPr>
+              <w:t xml:space="preserve"/>
             </w:r>
           </w:p>
         </w:tc>
@@ -5092,7 +5215,7 @@
       </w:tr>
       <w:tr>
         <w:trPr>
-          <w:trHeight w:hRule="exact" w:val="335"/>
+          <w:trHeight w:hRule="atLeast" w:val="335"/>
         </w:trPr>
         <w:tc>
           <w:tcPr>
@@ -5120,15 +5243,15 @@
                 <w:szCs w:val="11"/>
                 <w:lang w:bidi="en-US"/>
               </w:rPr>
-              <w:t xml:space="preserve"> -Skin Disease</w:t>
-            </w:r>
-            <w:r>
-              <w:rPr>
-                <w:rFonts w:ascii="Times New Roman" w:eastAsia="Times New Roman" w:hAnsi="Times New Roman" w:cs="Times New Roman"/>
-                <w:sz w:val="11"/>
-                <w:szCs w:val="11"/>
-              </w:rPr>
-              <w:t xml:space="preserve"> </w:t>
+              <w:t xml:space="preserve"> - Skin Disease - أمراض الجلد</w:t>
+            </w:r>
+            <w:r>
+              <w:rPr>
+                <w:rFonts w:ascii="Times New Roman" w:eastAsia="Times New Roman" w:hAnsi="Times New Roman" w:cs="Times New Roman"/>
+                <w:sz w:val="11"/>
+                <w:szCs w:val="11"/>
+              </w:rPr>
+              <w:t xml:space="preserve"/>
             </w:r>
           </w:p>
         </w:tc>
@@ -5183,7 +5306,7 @@
       </w:tr>
       <w:tr>
         <w:trPr>
-          <w:trHeight w:hRule="exact" w:val="335"/>
+          <w:trHeight w:hRule="atLeast" w:val="335"/>
         </w:trPr>
         <w:tc>
           <w:tcPr>
@@ -5211,15 +5334,15 @@
                 <w:szCs w:val="11"/>
                 <w:lang w:bidi="en-US"/>
               </w:rPr>
-              <w:t xml:space="preserve"> -Food Poisoning</w:t>
-            </w:r>
-            <w:r>
-              <w:rPr>
-                <w:rFonts w:ascii="Times New Roman" w:eastAsia="Times New Roman" w:hAnsi="Times New Roman" w:cs="Times New Roman"/>
-                <w:sz w:val="11"/>
-                <w:szCs w:val="11"/>
-              </w:rPr>
-              <w:t xml:space="preserve"> </w:t>
+              <w:t xml:space="preserve"> - Food Poisoning - التسمم الغذائي</w:t>
+            </w:r>
+            <w:r>
+              <w:rPr>
+                <w:rFonts w:ascii="Times New Roman" w:eastAsia="Times New Roman" w:hAnsi="Times New Roman" w:cs="Times New Roman"/>
+                <w:sz w:val="11"/>
+                <w:szCs w:val="11"/>
+              </w:rPr>
+              <w:t xml:space="preserve"/>
             </w:r>
           </w:p>
         </w:tc>
@@ -5274,7 +5397,7 @@
       </w:tr>
       <w:tr>
         <w:trPr>
-          <w:trHeight w:hRule="exact" w:val="330"/>
+          <w:trHeight w:hRule="atLeast" w:val="330"/>
         </w:trPr>
         <w:tc>
           <w:tcPr>
@@ -5301,7 +5424,7 @@
                 <w:szCs w:val="11"/>
                 <w:lang w:bidi="en-US"/>
               </w:rPr>
-              <w:t>3.Did you have any hospitalization?</w:t>
+              <w:t xml:space="preserve">3. Did you have any hospitalization? - هل سبق أن دُخلت المستشفى؟</w:t>
             </w:r>
             <w:r>
               <w:rPr>
@@ -5354,7 +5477,7 @@
                 <w:szCs w:val="11"/>
                 <w:lang w:bidi="en-US"/>
               </w:rPr>
-              <w:t>If yes, diagnosis?</w:t>
+              <w:t xml:space="preserve">If yes, diagnosis? - إن كان نعم، فما التشخيص؟</w:t>
             </w:r>
             <w:r>
               <w:rPr>
@@ -5385,7 +5508,7 @@
       </w:tr>
       <w:tr>
         <w:trPr>
-          <w:trHeight w:hRule="exact" w:val="330"/>
+          <w:trHeight w:hRule="atLeast" w:val="330"/>
         </w:trPr>
         <w:tc>
           <w:tcPr>
@@ -5412,7 +5535,7 @@
                 <w:szCs w:val="11"/>
                 <w:lang w:bidi="en-US"/>
               </w:rPr>
-              <w:t>4.Did you have any operation?</w:t>
+              <w:t xml:space="preserve">4. Did you have any operation? - هل خضعت لعملية جراحية؟</w:t>
             </w:r>
             <w:r>
               <w:rPr>
@@ -5465,7 +5588,7 @@
                 <w:szCs w:val="11"/>
                 <w:lang w:bidi="en-US"/>
               </w:rPr>
-              <w:t>If yes, why?</w:t>
+              <w:t xml:space="preserve">If yes, why? - إن كان نعم، فلماذا؟</w:t>
             </w:r>
             <w:r>
               <w:rPr>
@@ -5496,7 +5619,7 @@
       </w:tr>
       <w:tr>
         <w:trPr>
-          <w:trHeight w:hRule="exact" w:val="335"/>
+          <w:trHeight w:hRule="atLeast" w:val="335"/>
         </w:trPr>
         <w:tc>
           <w:tcPr>
@@ -5523,7 +5646,7 @@
                 <w:szCs w:val="11"/>
                 <w:lang w:bidi="en-US"/>
               </w:rPr>
-              <w:t>5.Did you have any work related accident?</w:t>
+              <w:t xml:space="preserve">5. Did you have any work related accident? - هل تعرضت لحادث عمل؟</w:t>
             </w:r>
             <w:r>
               <w:rPr>
@@ -5577,15 +5700,15 @@
                 <w:szCs w:val="11"/>
                 <w:lang w:bidi="en-US"/>
               </w:rPr>
-              <w:t>If yes, what</w:t>
-            </w:r>
-            <w:r>
-              <w:rPr>
-                <w:rFonts w:ascii="Times New Roman" w:eastAsia="Times New Roman" w:hAnsi="Times New Roman" w:cs="Times New Roman"/>
-                <w:sz w:val="11"/>
-                <w:szCs w:val="11"/>
-              </w:rPr>
-              <w:t xml:space="preserve"> </w:t>
+              <w:t xml:space="preserve">If yes, what happened? - إن كان نعم، فماذا حدث؟</w:t>
+            </w:r>
+            <w:r>
+              <w:rPr>
+                <w:rFonts w:ascii="Times New Roman" w:eastAsia="Times New Roman" w:hAnsi="Times New Roman" w:cs="Times New Roman"/>
+                <w:sz w:val="11"/>
+                <w:szCs w:val="11"/>
+              </w:rPr>
+              <w:t xml:space="preserve"/>
             </w:r>
             <w:r>
               <w:rPr>
@@ -5597,15 +5720,15 @@
                 <w:szCs w:val="11"/>
                 <w:lang w:bidi="en-US"/>
               </w:rPr>
-              <w:t>happened?</w:t>
-            </w:r>
-            <w:r>
-              <w:rPr>
-                <w:rFonts w:ascii="Times New Roman" w:eastAsia="Times New Roman" w:hAnsi="Times New Roman" w:cs="Times New Roman"/>
-                <w:sz w:val="11"/>
-                <w:szCs w:val="11"/>
-              </w:rPr>
-              <w:t xml:space="preserve"> </w:t>
+              <w:t xml:space="preserve"/>
+            </w:r>
+            <w:r>
+              <w:rPr>
+                <w:rFonts w:ascii="Times New Roman" w:eastAsia="Times New Roman" w:hAnsi="Times New Roman" w:cs="Times New Roman"/>
+                <w:sz w:val="11"/>
+                <w:szCs w:val="11"/>
+              </w:rPr>
+              <w:t xml:space="preserve"/>
             </w:r>
           </w:p>
         </w:tc>
@@ -5628,7 +5751,7 @@
       </w:tr>
       <w:tr>
         <w:trPr>
-          <w:trHeight w:hRule="exact" w:val="335"/>
+          <w:trHeight w:hRule="atLeast" w:val="335"/>
         </w:trPr>
         <w:tc>
           <w:tcPr>
@@ -5655,15 +5778,15 @@
                 <w:szCs w:val="11"/>
                 <w:lang w:bidi="en-US"/>
               </w:rPr>
-              <w:t>6.Did you have any investigation with the suspect for any occupational</w:t>
-            </w:r>
-            <w:r>
-              <w:rPr>
-                <w:rFonts w:ascii="Times New Roman" w:eastAsia="Times New Roman" w:hAnsi="Times New Roman" w:cs="Times New Roman"/>
-                <w:sz w:val="11"/>
-                <w:szCs w:val="11"/>
-              </w:rPr>
-              <w:t xml:space="preserve"> </w:t>
+              <w:t xml:space="preserve">6. Did you have any investigation with the suspect for any occupational disease? - هل كان هناك تحقيق بسبب اشتباه بمرض مهني؟</w:t>
+            </w:r>
+            <w:r>
+              <w:rPr>
+                <w:rFonts w:ascii="Times New Roman" w:eastAsia="Times New Roman" w:hAnsi="Times New Roman" w:cs="Times New Roman"/>
+                <w:sz w:val="11"/>
+                <w:szCs w:val="11"/>
+              </w:rPr>
+              <w:t xml:space="preserve"/>
             </w:r>
             <w:r>
               <w:rPr>
@@ -5675,15 +5798,15 @@
                 <w:szCs w:val="11"/>
                 <w:lang w:bidi="en-US"/>
               </w:rPr>
-              <w:t>disease?</w:t>
-            </w:r>
-            <w:r>
-              <w:rPr>
-                <w:rFonts w:ascii="Times New Roman" w:eastAsia="Times New Roman" w:hAnsi="Times New Roman" w:cs="Times New Roman"/>
-                <w:sz w:val="11"/>
-                <w:szCs w:val="11"/>
-              </w:rPr>
-              <w:t xml:space="preserve"> </w:t>
+              <w:t xml:space="preserve"/>
+            </w:r>
+            <w:r>
+              <w:rPr>
+                <w:rFonts w:ascii="Times New Roman" w:eastAsia="Times New Roman" w:hAnsi="Times New Roman" w:cs="Times New Roman"/>
+                <w:sz w:val="11"/>
+                <w:szCs w:val="11"/>
+              </w:rPr>
+              <w:t xml:space="preserve"/>
             </w:r>
           </w:p>
         </w:tc>
@@ -5728,7 +5851,7 @@
                 <w:szCs w:val="11"/>
                 <w:lang w:bidi="en-US"/>
               </w:rPr>
-              <w:t>If yes, result ?</w:t>
+              <w:t xml:space="preserve">If yes, result ? - إن كان نعم، فما النتيجة؟</w:t>
             </w:r>
             <w:r>
               <w:rPr>
@@ -5759,7 +5882,7 @@
       </w:tr>
       <w:tr>
         <w:trPr>
-          <w:trHeight w:hRule="exact" w:val="325"/>
+          <w:trHeight w:hRule="atLeast" w:val="325"/>
         </w:trPr>
         <w:tc>
           <w:tcPr>
@@ -5786,7 +5909,7 @@
                 <w:szCs w:val="11"/>
                 <w:lang w:bidi="en-US"/>
               </w:rPr>
-              <w:t>7.Did you have any disability?</w:t>
+              <w:t xml:space="preserve">7. Did you have any disability? - هل تعاني من إعاقة؟</w:t>
             </w:r>
             <w:r>
               <w:rPr>
@@ -5839,7 +5962,7 @@
                 <w:szCs w:val="11"/>
                 <w:lang w:bidi="en-US"/>
               </w:rPr>
-              <w:t>If yes, why?</w:t>
+              <w:t xml:space="preserve">If yes, why? - إن كان نعم، فلماذا؟</w:t>
             </w:r>
             <w:r>
               <w:rPr>
@@ -5870,7 +5993,7 @@
       </w:tr>
       <w:tr>
         <w:trPr>
-          <w:trHeight w:hRule="exact" w:val="335"/>
+          <w:trHeight w:hRule="atLeast" w:val="335"/>
         </w:trPr>
         <w:tc>
           <w:tcPr>
@@ -5897,7 +6020,7 @@
                 <w:szCs w:val="11"/>
                 <w:lang w:bidi="en-US"/>
               </w:rPr>
-              <w:t>8.Are you getting any treatment at the moment?</w:t>
+              <w:t xml:space="preserve">8. Are you getting any treatment at the moment? - هل تتلقى علاجاً في الوقت الحالي؟</w:t>
             </w:r>
             <w:r>
               <w:rPr>
@@ -5950,7 +6073,7 @@
                 <w:szCs w:val="11"/>
                 <w:lang w:bidi="en-US"/>
               </w:rPr>
-              <w:t>If yes, what ?</w:t>
+              <w:t xml:space="preserve">If yes, what ? - إن كان نعم، فما هو؟</w:t>
             </w:r>
             <w:r>
               <w:rPr>
@@ -5981,7 +6104,7 @@
       </w:tr>
       <w:tr>
         <w:trPr>
-          <w:trHeight w:hRule="exact" w:val="215"/>
+          <w:trHeight w:hRule="atLeast" w:val="215"/>
         </w:trPr>
         <w:tc>
           <w:tcPr>
@@ -6012,7 +6135,7 @@
                 <w:szCs w:val="11"/>
                 <w:lang w:bidi="en-US"/>
               </w:rPr>
-              <w:t>9.Do you smoke?</w:t>
+              <w:t xml:space="preserve">9. Do you smoke? - هل تدخن؟</w:t>
             </w:r>
             <w:r>
               <w:rPr>
@@ -6049,7 +6172,7 @@
                 <w:szCs w:val="11"/>
                 <w:lang w:bidi="en-US"/>
               </w:rPr>
-              <w:t>No</w:t>
+              <w:t xml:space="preserve">No - لا</w:t>
             </w:r>
             <w:r>
               <w:rPr>
@@ -6102,7 +6225,7 @@
                 <w:szCs w:val="11"/>
                 <w:lang w:bidi="en-US"/>
               </w:rPr>
-              <w:t>Related Note</w:t>
+              <w:t xml:space="preserve">Related Note - ملاحظة</w:t>
             </w:r>
             <w:r>
               <w:rPr>
@@ -6133,7 +6256,7 @@
       </w:tr>
       <w:tr>
         <w:trPr>
-          <w:trHeight w:hRule="exact" w:val="232"/>
+          <w:trHeight w:hRule="atLeast" w:val="232"/>
         </w:trPr>
         <w:tc>
           <w:tcPr>
@@ -6181,7 +6304,7 @@
                 <w:szCs w:val="11"/>
                 <w:lang w:bidi="en-US"/>
               </w:rPr>
-              <w:t>Quit</w:t>
+              <w:t xml:space="preserve">Quit - توقفت</w:t>
             </w:r>
             <w:r>
               <w:rPr>
@@ -6247,7 +6370,7 @@
                 <w:szCs w:val="11"/>
                 <w:lang w:bidi="en-US"/>
               </w:rPr>
-              <w:t>months ago</w:t>
+              <w:t xml:space="preserve">months ago - منذ شهور</w:t>
             </w:r>
             <w:r>
               <w:rPr>
@@ -6296,7 +6419,7 @@
                 <w:szCs w:val="11"/>
                 <w:lang w:bidi="en-US"/>
               </w:rPr>
-              <w:t>years ago</w:t>
+              <w:t xml:space="preserve">years ago - منذ سنوات</w:t>
             </w:r>
             <w:r>
               <w:rPr>
@@ -6344,7 +6467,7 @@
                 <w:szCs w:val="11"/>
                 <w:lang w:bidi="en-US"/>
               </w:rPr>
-              <w:t>unit/day</w:t>
+              <w:t xml:space="preserve">unit/day - وحدة/يوم</w:t>
             </w:r>
             <w:r>
               <w:rPr>
@@ -6359,7 +6482,7 @@
       </w:tr>
       <w:tr>
         <w:trPr>
-          <w:trHeight w:hRule="exact" w:val="222"/>
+          <w:trHeight w:hRule="atLeast" w:val="222"/>
         </w:trPr>
         <w:tc>
           <w:tcPr>
@@ -6406,7 +6529,7 @@
                 <w:szCs w:val="11"/>
                 <w:lang w:bidi="en-US"/>
               </w:rPr>
-              <w:t>Yes</w:t>
+              <w:t xml:space="preserve">Yes - نعم</w:t>
             </w:r>
             <w:r>
               <w:rPr>
@@ -6472,7 +6595,7 @@
                 <w:szCs w:val="11"/>
                 <w:lang w:bidi="en-US"/>
               </w:rPr>
-              <w:t>months</w:t>
+              <w:t xml:space="preserve">months - شهور</w:t>
             </w:r>
             <w:r>
               <w:rPr>
@@ -6521,7 +6644,7 @@
                 <w:szCs w:val="11"/>
                 <w:lang w:bidi="en-US"/>
               </w:rPr>
-              <w:t>years</w:t>
+              <w:t xml:space="preserve">years - سنوات</w:t>
             </w:r>
             <w:r>
               <w:rPr>
@@ -6569,7 +6692,7 @@
                 <w:szCs w:val="11"/>
                 <w:lang w:bidi="en-US"/>
               </w:rPr>
-              <w:t>unit/day</w:t>
+              <w:t xml:space="preserve">unit/day - وحدة/يوم</w:t>
             </w:r>
             <w:r>
               <w:rPr>
@@ -6584,7 +6707,7 @@
       </w:tr>
       <w:tr>
         <w:trPr>
-          <w:trHeight w:hRule="exact" w:val="218"/>
+          <w:trHeight w:hRule="atLeast" w:val="218"/>
         </w:trPr>
         <w:tc>
           <w:tcPr>
@@ -6614,7 +6737,7 @@
                 <w:szCs w:val="11"/>
                 <w:lang w:bidi="en-US"/>
               </w:rPr>
-              <w:t>10.Do you drink alcohol?</w:t>
+              <w:t xml:space="preserve">10. Do you drink alcohol? - هل تتناول الكحول؟</w:t>
             </w:r>
             <w:r>
               <w:rPr>
@@ -6651,7 +6774,7 @@
                 <w:szCs w:val="11"/>
                 <w:lang w:bidi="en-US"/>
               </w:rPr>
-              <w:t>No</w:t>
+              <w:t xml:space="preserve">No - لا</w:t>
             </w:r>
             <w:r>
               <w:rPr>
@@ -6704,7 +6827,7 @@
                 <w:szCs w:val="11"/>
                 <w:lang w:bidi="en-US"/>
               </w:rPr>
-              <w:t>Related Note</w:t>
+              <w:t xml:space="preserve">Related Note - ملاحظة</w:t>
             </w:r>
             <w:r>
               <w:rPr>
@@ -6735,7 +6858,7 @@
       </w:tr>
       <w:tr>
         <w:trPr>
-          <w:trHeight w:hRule="exact" w:val="227"/>
+          <w:trHeight w:hRule="atLeast" w:val="227"/>
         </w:trPr>
         <w:tc>
           <w:tcPr>
@@ -6783,7 +6906,7 @@
                 <w:szCs w:val="11"/>
                 <w:lang w:bidi="en-US"/>
               </w:rPr>
-              <w:t>Quit</w:t>
+              <w:t xml:space="preserve">Quit - توقفت</w:t>
             </w:r>
             <w:r>
               <w:rPr>
@@ -6849,7 +6972,7 @@
                 <w:szCs w:val="11"/>
                 <w:lang w:bidi="en-US"/>
               </w:rPr>
-              <w:t>months ago</w:t>
+              <w:t xml:space="preserve">months ago - منذ شهور</w:t>
             </w:r>
             <w:r>
               <w:rPr>
@@ -6898,7 +7021,7 @@
                 <w:szCs w:val="11"/>
                 <w:lang w:bidi="en-US"/>
               </w:rPr>
-              <w:t>years ago</w:t>
+              <w:t xml:space="preserve">years ago - منذ سنوات</w:t>
             </w:r>
             <w:r>
               <w:rPr>
@@ -6947,7 +7070,7 @@
                 <w:szCs w:val="11"/>
                 <w:lang w:bidi="en-US"/>
               </w:rPr>
-              <w:t>day/week</w:t>
+              <w:t xml:space="preserve">day/week - يوم/أسبوع</w:t>
             </w:r>
             <w:r>
               <w:rPr>
@@ -6962,7 +7085,7 @@
       </w:tr>
       <w:tr>
         <w:trPr>
-          <w:trHeight w:hRule="exact" w:val="222"/>
+          <w:trHeight w:hRule="atLeast" w:val="222"/>
         </w:trPr>
         <w:tc>
           <w:tcPr>
@@ -7009,7 +7132,7 @@
                 <w:szCs w:val="11"/>
                 <w:lang w:bidi="en-US"/>
               </w:rPr>
-              <w:t>Yes</w:t>
+              <w:t xml:space="preserve">Yes - نعم</w:t>
             </w:r>
             <w:r>
               <w:rPr>
@@ -7074,7 +7197,7 @@
                 <w:szCs w:val="11"/>
                 <w:lang w:bidi="en-US"/>
               </w:rPr>
-              <w:t>months</w:t>
+              <w:t xml:space="preserve">months - شهور</w:t>
             </w:r>
             <w:r>
               <w:rPr>
@@ -7269,7 +7392,7 @@
                 <w:szCs w:val="11"/>
                 <w:lang w:bidi="en-US"/>
               </w:rPr>
-              <w:t>years</w:t>
+              <w:t xml:space="preserve">years - سنوات</w:t>
             </w:r>
             <w:r>
               <w:rPr>
@@ -7319,7 +7442,7 @@
                 <w:szCs w:val="11"/>
                 <w:lang w:bidi="en-US"/>
               </w:rPr>
-              <w:t>(daily amount)</w:t>
+              <w:t xml:space="preserve">(daily amount) - (الكمية اليومية)</w:t>
             </w:r>
             <w:r>
               <w:rPr>
@@ -7334,7 +7457,7 @@
       </w:tr>
       <w:tr>
         <w:trPr>
-          <w:trHeight w:hRule="exact" w:val="203"/>
+          <w:trHeight w:hRule="atLeast" w:val="203"/>
         </w:trPr>
         <w:tc>
           <w:tcPr>
@@ -7361,7 +7484,7 @@
                 <w:szCs w:val="12"/>
                 <w:lang w:bidi="en-US"/>
               </w:rPr>
-              <w:t>PHYSICAL EXAMINATION RESULTS</w:t>
+              <w:t xml:space="preserve">PHYSICAL EXAMINATION RESULTS - نتائج الفحص السريري</w:t>
             </w:r>
             <w:r>
               <w:rPr>
@@ -7376,7 +7499,7 @@
       </w:tr>
       <w:tr>
         <w:trPr>
-          <w:trHeight w:hRule="exact" w:val="282"/>
+          <w:trHeight w:hRule="atLeast" w:val="282"/>
         </w:trPr>
         <w:tc>
           <w:tcPr>
@@ -7403,7 +7526,7 @@
                 <w:szCs w:val="11"/>
                 <w:lang w:bidi="en-US"/>
               </w:rPr>
-              <w:t>a)Sensory organs</w:t>
+              <w:t xml:space="preserve">a) Sensory organs - الحواس</w:t>
             </w:r>
             <w:r>
               <w:rPr>
@@ -7434,7 +7557,7 @@
       </w:tr>
       <w:tr>
         <w:trPr>
-          <w:trHeight w:hRule="exact" w:val="282"/>
+          <w:trHeight w:hRule="atLeast" w:val="282"/>
         </w:trPr>
         <w:tc>
           <w:tcPr>
@@ -7462,15 +7585,15 @@
                 <w:szCs w:val="11"/>
                 <w:lang w:bidi="en-US"/>
               </w:rPr>
-              <w:t xml:space="preserve"> -Eye</w:t>
-            </w:r>
-            <w:r>
-              <w:rPr>
-                <w:rFonts w:ascii="Times New Roman" w:eastAsia="Times New Roman" w:hAnsi="Times New Roman" w:cs="Times New Roman"/>
-                <w:sz w:val="11"/>
-                <w:szCs w:val="11"/>
-              </w:rPr>
-              <w:t xml:space="preserve"> </w:t>
+              <w:t xml:space="preserve"> - Eye - العين</w:t>
+            </w:r>
+            <w:r>
+              <w:rPr>
+                <w:rFonts w:ascii="Times New Roman" w:eastAsia="Times New Roman" w:hAnsi="Times New Roman" w:cs="Times New Roman"/>
+                <w:sz w:val="11"/>
+                <w:szCs w:val="11"/>
+              </w:rPr>
+              <w:t xml:space="preserve"/>
             </w:r>
           </w:p>
         </w:tc>
@@ -7493,7 +7616,7 @@
       </w:tr>
       <w:tr>
         <w:trPr>
-          <w:trHeight w:hRule="exact" w:val="277"/>
+          <w:trHeight w:hRule="atLeast" w:val="277"/>
         </w:trPr>
         <w:tc>
           <w:tcPr>
@@ -7521,15 +7644,15 @@
                 <w:szCs w:val="11"/>
                 <w:lang w:bidi="en-US"/>
               </w:rPr>
-              <w:t xml:space="preserve"> -Ear-Nose-Throat</w:t>
-            </w:r>
-            <w:r>
-              <w:rPr>
-                <w:rFonts w:ascii="Times New Roman" w:eastAsia="Times New Roman" w:hAnsi="Times New Roman" w:cs="Times New Roman"/>
-                <w:sz w:val="11"/>
-                <w:szCs w:val="11"/>
-              </w:rPr>
-              <w:t xml:space="preserve"> </w:t>
+              <w:t xml:space="preserve"> - Ear-Nose-Throat - الأنف والأذن والحنجرة</w:t>
+            </w:r>
+            <w:r>
+              <w:rPr>
+                <w:rFonts w:ascii="Times New Roman" w:eastAsia="Times New Roman" w:hAnsi="Times New Roman" w:cs="Times New Roman"/>
+                <w:sz w:val="11"/>
+                <w:szCs w:val="11"/>
+              </w:rPr>
+              <w:t xml:space="preserve"/>
             </w:r>
           </w:p>
         </w:tc>
@@ -7552,7 +7675,7 @@
       </w:tr>
       <w:tr>
         <w:trPr>
-          <w:trHeight w:hRule="exact" w:val="277"/>
+          <w:trHeight w:hRule="atLeast" w:val="277"/>
         </w:trPr>
         <w:tc>
           <w:tcPr>
@@ -7580,15 +7703,15 @@
                 <w:szCs w:val="11"/>
                 <w:lang w:bidi="en-US"/>
               </w:rPr>
-              <w:t xml:space="preserve"> -Skin</w:t>
-            </w:r>
-            <w:r>
-              <w:rPr>
-                <w:rFonts w:ascii="Times New Roman" w:eastAsia="Times New Roman" w:hAnsi="Times New Roman" w:cs="Times New Roman"/>
-                <w:sz w:val="11"/>
-                <w:szCs w:val="11"/>
-              </w:rPr>
-              <w:t xml:space="preserve"> </w:t>
+              <w:t xml:space="preserve"> - Skin - الجلد</w:t>
+            </w:r>
+            <w:r>
+              <w:rPr>
+                <w:rFonts w:ascii="Times New Roman" w:eastAsia="Times New Roman" w:hAnsi="Times New Roman" w:cs="Times New Roman"/>
+                <w:sz w:val="11"/>
+                <w:szCs w:val="11"/>
+              </w:rPr>
+              <w:t xml:space="preserve"/>
             </w:r>
           </w:p>
         </w:tc>
@@ -7611,7 +7734,7 @@
       </w:tr>
       <w:tr>
         <w:trPr>
-          <w:trHeight w:hRule="exact" w:val="282"/>
+          <w:trHeight w:hRule="atLeast" w:val="282"/>
         </w:trPr>
         <w:tc>
           <w:tcPr>
@@ -7638,7 +7761,7 @@
                 <w:szCs w:val="11"/>
                 <w:lang w:bidi="en-US"/>
               </w:rPr>
-              <w:t>b)Cardiovascular system examination</w:t>
+              <w:t xml:space="preserve">b) Cardiovascular system - القلب والأوعية الدموية</w:t>
             </w:r>
             <w:r>
               <w:rPr>
@@ -7669,7 +7792,7 @@
       </w:tr>
       <w:tr>
         <w:trPr>
-          <w:trHeight w:hRule="exact" w:val="282"/>
+          <w:trHeight w:hRule="atLeast" w:val="282"/>
         </w:trPr>
         <w:tc>
           <w:tcPr>
@@ -7696,7 +7819,7 @@
                 <w:szCs w:val="11"/>
                 <w:lang w:bidi="en-US"/>
               </w:rPr>
-              <w:t>c)Respiratory examination</w:t>
+              <w:t xml:space="preserve">c) Respiratory system - الجهاز التنفسي</w:t>
             </w:r>
             <w:r>
               <w:rPr>
@@ -7727,7 +7850,7 @@
       </w:tr>
       <w:tr>
         <w:trPr>
-          <w:trHeight w:hRule="exact" w:val="277"/>
+          <w:trHeight w:hRule="atLeast" w:val="277"/>
         </w:trPr>
         <w:tc>
           <w:tcPr>
@@ -7754,7 +7877,7 @@
                 <w:szCs w:val="11"/>
                 <w:lang w:bidi="en-US"/>
               </w:rPr>
-              <w:t>d)Digestive system examination</w:t>
+              <w:t xml:space="preserve">d) Digestive system - الجهاز الهضمي</w:t>
             </w:r>
             <w:r>
               <w:rPr>
@@ -7785,7 +7908,7 @@
       </w:tr>
       <w:tr>
         <w:trPr>
-          <w:trHeight w:hRule="exact" w:val="277"/>
+          <w:trHeight w:hRule="atLeast" w:val="277"/>
         </w:trPr>
         <w:tc>
           <w:tcPr>
@@ -7812,7 +7935,7 @@
                 <w:szCs w:val="11"/>
                 <w:lang w:bidi="en-US"/>
               </w:rPr>
-              <w:t>e)Urogenital system examination</w:t>
+              <w:t xml:space="preserve">e) Urogenital system - الجهاز البولي التناسلي</w:t>
             </w:r>
             <w:r>
               <w:rPr>
@@ -7843,7 +7966,7 @@
       </w:tr>
       <w:tr>
         <w:trPr>
-          <w:trHeight w:hRule="exact" w:val="282"/>
+          <w:trHeight w:hRule="atLeast" w:val="282"/>
         </w:trPr>
         <w:tc>
           <w:tcPr>
@@ -7870,7 +7993,7 @@
                 <w:szCs w:val="11"/>
                 <w:lang w:bidi="en-US"/>
               </w:rPr>
-              <w:t>f)Musculoskeletal examination</w:t>
+              <w:t xml:space="preserve">f) Musculoskeletal system - العظام والعضلات</w:t>
             </w:r>
             <w:r>
               <w:rPr>
@@ -7901,7 +8024,7 @@
       </w:tr>
       <w:tr>
         <w:trPr>
-          <w:trHeight w:hRule="exact" w:val="282"/>
+          <w:trHeight w:hRule="atLeast" w:val="282"/>
         </w:trPr>
         <w:tc>
           <w:tcPr>
@@ -7928,7 +8051,7 @@
                 <w:szCs w:val="11"/>
                 <w:lang w:bidi="en-US"/>
               </w:rPr>
-              <w:t>g)Neurological examination</w:t>
+              <w:t xml:space="preserve">g) Neurological - الفحص العصبي</w:t>
             </w:r>
             <w:r>
               <w:rPr>
@@ -7959,7 +8082,7 @@
       </w:tr>
       <w:tr>
         <w:trPr>
-          <w:trHeight w:hRule="exact" w:val="277"/>
+          <w:trHeight w:hRule="atLeast" w:val="277"/>
         </w:trPr>
         <w:tc>
           <w:tcPr>
@@ -7986,7 +8109,7 @@
                 <w:szCs w:val="11"/>
                 <w:lang w:bidi="en-US"/>
               </w:rPr>
-              <w:t>h)Psychiatric examination</w:t>
+              <w:t xml:space="preserve">h) Psychiatric - الفحص النفسي</w:t>
             </w:r>
             <w:r>
               <w:rPr>
@@ -8017,7 +8140,7 @@
       </w:tr>
       <w:tr>
         <w:trPr>
-          <w:trHeight w:hRule="exact" w:val="277"/>
+          <w:trHeight w:hRule="atLeast" w:val="277"/>
         </w:trPr>
         <w:tc>
           <w:tcPr>
@@ -8044,7 +8167,7 @@
                 <w:szCs w:val="11"/>
                 <w:lang w:bidi="en-US"/>
               </w:rPr>
-              <w:t>i)Other</w:t>
+              <w:t xml:space="preserve">i) Other - أخرى</w:t>
             </w:r>
             <w:r>
               <w:rPr>
@@ -8075,7 +8198,7 @@
       </w:tr>
       <w:tr>
         <w:trPr>
-          <w:trHeight w:hRule="exact" w:val="210"/>
+          <w:trHeight w:hRule="atLeast" w:val="210"/>
         </w:trPr>
         <w:tc>
           <w:tcPr>
@@ -8102,7 +8225,7 @@
                 <w:szCs w:val="10"/>
                 <w:lang w:bidi="en-US"/>
               </w:rPr>
-              <w:t xml:space="preserve"> - TA</w:t>
+              <w:t xml:space="preserve"> - TA (Blood Pressure) - ضغط الدم</w:t>
             </w:r>
             <w:r>
               <w:rPr>
@@ -8110,7 +8233,7 @@
                 <w:sz w:val="10"/>
                 <w:szCs w:val="10"/>
               </w:rPr>
-              <w:t xml:space="preserve"> </w:t>
+              <w:t xml:space="preserve"/>
             </w:r>
           </w:p>
         </w:tc>
@@ -8190,7 +8313,7 @@
                 <w:szCs w:val="10"/>
                 <w:lang w:bidi="en-US"/>
               </w:rPr>
-              <w:t xml:space="preserve"> - Fever</w:t>
+              <w:t xml:space="preserve"> - Fever - الحمى</w:t>
             </w:r>
             <w:r>
               <w:rPr>
@@ -8198,7 +8321,7 @@
                 <w:sz w:val="10"/>
                 <w:szCs w:val="10"/>
               </w:rPr>
-              <w:t xml:space="preserve"> </w:t>
+              <w:t xml:space="preserve"/>
             </w:r>
           </w:p>
         </w:tc>
@@ -8382,7 +8505,7 @@
       </w:tr>
       <w:tr>
         <w:trPr>
-          <w:trHeight w:hRule="exact" w:val="200"/>
+          <w:trHeight w:hRule="atLeast" w:val="200"/>
         </w:trPr>
         <w:tc>
           <w:tcPr>
@@ -8409,7 +8532,7 @@
                 <w:szCs w:val="10"/>
                 <w:lang w:bidi="en-US"/>
               </w:rPr>
-              <w:t xml:space="preserve"> - Pulse</w:t>
+              <w:t xml:space="preserve"> - Pulse - النبض</w:t>
             </w:r>
             <w:r>
               <w:rPr>
@@ -8417,7 +8540,7 @@
                 <w:sz w:val="10"/>
                 <w:szCs w:val="10"/>
               </w:rPr>
-              <w:t xml:space="preserve"> </w:t>
+              <w:t xml:space="preserve"/>
             </w:r>
           </w:p>
         </w:tc>
@@ -8459,7 +8582,7 @@
                 <w:szCs w:val="10"/>
                 <w:lang w:bidi="en-US"/>
               </w:rPr>
-              <w:t>bpm</w:t>
+              <w:t xml:space="preserve">bpm</w:t>
             </w:r>
             <w:r>
               <w:rPr>
@@ -8497,7 +8620,7 @@
                 <w:szCs w:val="10"/>
                 <w:lang w:bidi="en-US"/>
               </w:rPr>
-              <w:t xml:space="preserve"> - Oxygen Saturation</w:t>
+              <w:t xml:space="preserve"> - Oxygen Saturation - التشبع بالأكسجين</w:t>
             </w:r>
             <w:r>
               <w:rPr>
@@ -8505,7 +8628,7 @@
                 <w:sz w:val="10"/>
                 <w:szCs w:val="10"/>
               </w:rPr>
-              <w:t xml:space="preserve"> </w:t>
+              <w:t xml:space="preserve"/>
             </w:r>
           </w:p>
         </w:tc>
@@ -8562,7 +8685,7 @@
       </w:tr>
       <w:tr>
         <w:trPr>
-          <w:trHeight w:hRule="exact" w:val="203"/>
+          <w:trHeight w:hRule="atLeast" w:val="203"/>
         </w:trPr>
         <w:tc>
           <w:tcPr>
@@ -8589,7 +8712,7 @@
                 <w:szCs w:val="10"/>
                 <w:lang w:bidi="en-US"/>
               </w:rPr>
-              <w:t xml:space="preserve"> - Height</w:t>
+              <w:t xml:space="preserve"> - Height - الطول</w:t>
             </w:r>
             <w:r>
               <w:rPr>
@@ -8597,7 +8720,7 @@
                 <w:sz w:val="10"/>
                 <w:szCs w:val="10"/>
               </w:rPr>
-              <w:t xml:space="preserve"> </w:t>
+              <w:t xml:space="preserve"/>
             </w:r>
           </w:p>
         </w:tc>
@@ -8677,7 +8800,7 @@
                 <w:szCs w:val="10"/>
                 <w:lang w:bidi="en-US"/>
               </w:rPr>
-              <w:t xml:space="preserve"> - Weight</w:t>
+              <w:t xml:space="preserve"> - Weight - الوزن</w:t>
             </w:r>
             <w:r>
               <w:rPr>
@@ -8685,7 +8808,7 @@
                 <w:sz w:val="10"/>
                 <w:szCs w:val="10"/>
               </w:rPr>
-              <w:t xml:space="preserve"> </w:t>
+              <w:t xml:space="preserve"/>
             </w:r>
           </w:p>
         </w:tc>
@@ -8765,7 +8888,7 @@
                 <w:szCs w:val="10"/>
                 <w:lang w:bidi="en-US"/>
               </w:rPr>
-              <w:t xml:space="preserve"> - Body Mass Index</w:t>
+              <w:t xml:space="preserve"> - Body Mass Index - مؤشر كتلة الجسم</w:t>
             </w:r>
             <w:r>
               <w:rPr>
@@ -8773,7 +8896,7 @@
                 <w:sz w:val="10"/>
                 <w:szCs w:val="10"/>
               </w:rPr>
-              <w:t xml:space="preserve"> </w:t>
+              <w:t xml:space="preserve"/>
             </w:r>
           </w:p>
         </w:tc>
@@ -8829,7 +8952,7 @@
       </w:tr>
       <w:tr>
         <w:trPr>
-          <w:trHeight w:hRule="exact" w:val="207"/>
+          <w:trHeight w:hRule="atLeast" w:val="207"/>
         </w:trPr>
         <w:tc>
           <w:tcPr>
@@ -8856,7 +8979,7 @@
                 <w:szCs w:val="12"/>
                 <w:lang w:bidi="en-US"/>
               </w:rPr>
-              <w:t>LABORATORY FINDINGS</w:t>
+              <w:t xml:space="preserve">LABORATORY FINDINGS - نتائج المختبر</w:t>
             </w:r>
             <w:r>
               <w:rPr>
@@ -8871,7 +8994,7 @@
       </w:tr>
       <w:tr>
         <w:trPr>
-          <w:trHeight w:hRule="exact" w:val="205"/>
+          <w:trHeight w:hRule="atLeast" w:val="205"/>
         </w:trPr>
         <w:tc>
           <w:tcPr>
@@ -8896,7 +9019,7 @@
                 <w:szCs w:val="11"/>
                 <w:lang w:bidi="en-US"/>
               </w:rPr>
-              <w:t>a)Biological analysis</w:t>
+              <w:t xml:space="preserve">a) Biological analysis - التحليلات البيولوجية</w:t>
             </w:r>
             <w:r>
               <w:rPr>
@@ -8927,7 +9050,7 @@
       </w:tr>
       <w:tr>
         <w:trPr>
-          <w:trHeight w:hRule="exact" w:val="205"/>
+          <w:trHeight w:hRule="atLeast" w:val="205"/>
         </w:trPr>
         <w:tc>
           <w:tcPr>
@@ -8953,15 +9076,15 @@
                 <w:szCs w:val="11"/>
                 <w:lang w:bidi="en-US"/>
               </w:rPr>
-              <w:t xml:space="preserve"> -Blood</w:t>
-            </w:r>
-            <w:r>
-              <w:rPr>
-                <w:rFonts w:ascii="Times New Roman" w:eastAsia="Times New Roman" w:hAnsi="Times New Roman" w:cs="Times New Roman"/>
-                <w:sz w:val="11"/>
-                <w:szCs w:val="11"/>
-              </w:rPr>
-              <w:t xml:space="preserve"> </w:t>
+              <w:t xml:space="preserve"> - Blood - الدم</w:t>
+            </w:r>
+            <w:r>
+              <w:rPr>
+                <w:rFonts w:ascii="Times New Roman" w:eastAsia="Times New Roman" w:hAnsi="Times New Roman" w:cs="Times New Roman"/>
+                <w:sz w:val="11"/>
+                <w:szCs w:val="11"/>
+              </w:rPr>
+              <w:t xml:space="preserve"/>
             </w:r>
           </w:p>
         </w:tc>
@@ -8984,7 +9107,7 @@
       </w:tr>
       <w:tr>
         <w:trPr>
-          <w:trHeight w:hRule="exact" w:val="200"/>
+          <w:trHeight w:hRule="atLeast" w:val="200"/>
         </w:trPr>
         <w:tc>
           <w:tcPr>
@@ -9010,15 +9133,15 @@
                 <w:szCs w:val="11"/>
                 <w:lang w:bidi="en-US"/>
               </w:rPr>
-              <w:t xml:space="preserve"> -Urine</w:t>
-            </w:r>
-            <w:r>
-              <w:rPr>
-                <w:rFonts w:ascii="Times New Roman" w:eastAsia="Times New Roman" w:hAnsi="Times New Roman" w:cs="Times New Roman"/>
-                <w:sz w:val="11"/>
-                <w:szCs w:val="11"/>
-              </w:rPr>
-              <w:t xml:space="preserve"> </w:t>
+              <w:t xml:space="preserve"> - Urine - البول</w:t>
+            </w:r>
+            <w:r>
+              <w:rPr>
+                <w:rFonts w:ascii="Times New Roman" w:eastAsia="Times New Roman" w:hAnsi="Times New Roman" w:cs="Times New Roman"/>
+                <w:sz w:val="11"/>
+                <w:szCs w:val="11"/>
+              </w:rPr>
+              <w:t xml:space="preserve"/>
             </w:r>
           </w:p>
         </w:tc>
@@ -9041,7 +9164,7 @@
       </w:tr>
       <w:tr>
         <w:trPr>
-          <w:trHeight w:hRule="exact" w:val="210"/>
+          <w:trHeight w:hRule="atLeast" w:val="210"/>
         </w:trPr>
         <w:tc>
           <w:tcPr>
@@ -9066,7 +9189,7 @@
                 <w:szCs w:val="11"/>
                 <w:lang w:bidi="en-US"/>
               </w:rPr>
-              <w:t>b)Radiological analysis</w:t>
+              <w:t xml:space="preserve">b) Radiological analysis - التحليلات الإشعاعية</w:t>
             </w:r>
             <w:r>
               <w:rPr>
@@ -9097,7 +9220,7 @@
       </w:tr>
       <w:tr>
         <w:trPr>
-          <w:trHeight w:hRule="exact" w:val="200"/>
+          <w:trHeight w:hRule="atLeast" w:val="200"/>
         </w:trPr>
         <w:tc>
           <w:tcPr>
@@ -9122,7 +9245,7 @@
                 <w:szCs w:val="11"/>
                 <w:lang w:bidi="en-US"/>
               </w:rPr>
-              <w:t>c)Physiological analysis</w:t>
+              <w:t xml:space="preserve">c) Physiological analysis - التحليلات الفسيولوجية</w:t>
             </w:r>
             <w:r>
               <w:rPr>
@@ -9153,7 +9276,7 @@
       </w:tr>
       <w:tr>
         <w:trPr>
-          <w:trHeight w:hRule="exact" w:val="210"/>
+          <w:trHeight w:hRule="atLeast" w:val="210"/>
         </w:trPr>
         <w:tc>
           <w:tcPr>
@@ -9179,15 +9302,15 @@
                 <w:szCs w:val="11"/>
                 <w:lang w:bidi="en-US"/>
               </w:rPr>
-              <w:t xml:space="preserve"> -Audiometer</w:t>
-            </w:r>
-            <w:r>
-              <w:rPr>
-                <w:rFonts w:ascii="Times New Roman" w:eastAsia="Times New Roman" w:hAnsi="Times New Roman" w:cs="Times New Roman"/>
-                <w:sz w:val="11"/>
-                <w:szCs w:val="11"/>
-              </w:rPr>
-              <w:t xml:space="preserve"> </w:t>
+              <w:t xml:space="preserve"> - Audiometry - قياس السمع</w:t>
+            </w:r>
+            <w:r>
+              <w:rPr>
+                <w:rFonts w:ascii="Times New Roman" w:eastAsia="Times New Roman" w:hAnsi="Times New Roman" w:cs="Times New Roman"/>
+                <w:sz w:val="11"/>
+                <w:szCs w:val="11"/>
+              </w:rPr>
+              <w:t xml:space="preserve"/>
             </w:r>
           </w:p>
         </w:tc>
@@ -9210,7 +9333,7 @@
       </w:tr>
       <w:tr>
         <w:trPr>
-          <w:trHeight w:hRule="exact" w:val="200"/>
+          <w:trHeight w:hRule="atLeast" w:val="200"/>
         </w:trPr>
         <w:tc>
           <w:tcPr>
@@ -9236,15 +9359,15 @@
                 <w:szCs w:val="11"/>
                 <w:lang w:bidi="en-US"/>
               </w:rPr>
-              <w:t xml:space="preserve"> -SFT</w:t>
-            </w:r>
-            <w:r>
-              <w:rPr>
-                <w:rFonts w:ascii="Times New Roman" w:eastAsia="Times New Roman" w:hAnsi="Times New Roman" w:cs="Times New Roman"/>
-                <w:sz w:val="11"/>
-                <w:szCs w:val="11"/>
-              </w:rPr>
-              <w:t xml:space="preserve"> </w:t>
+              <w:t xml:space="preserve"> - SFT (Spirometry) - قياس وظائف الرئة</w:t>
+            </w:r>
+            <w:r>
+              <w:rPr>
+                <w:rFonts w:ascii="Times New Roman" w:eastAsia="Times New Roman" w:hAnsi="Times New Roman" w:cs="Times New Roman"/>
+                <w:sz w:val="11"/>
+                <w:szCs w:val="11"/>
+              </w:rPr>
+              <w:t xml:space="preserve"/>
             </w:r>
           </w:p>
         </w:tc>
@@ -9267,7 +9390,7 @@
       </w:tr>
       <w:tr>
         <w:trPr>
-          <w:trHeight w:hRule="exact" w:val="205"/>
+          <w:trHeight w:hRule="atLeast" w:val="205"/>
         </w:trPr>
         <w:tc>
           <w:tcPr>
@@ -9291,7 +9414,7 @@
                 <w:szCs w:val="11"/>
                 <w:lang w:bidi="en-US"/>
               </w:rPr>
-              <w:t>d) Psychological tests</w:t>
+              <w:t xml:space="preserve">d) Psychological tests - الاختبارات النفسية</w:t>
             </w:r>
             <w:r>
               <w:rPr>
@@ -9322,7 +9445,7 @@
       </w:tr>
       <w:tr>
         <w:trPr>
-          <w:trHeight w:hRule="exact" w:val="205"/>
+          <w:trHeight w:hRule="atLeast" w:val="205"/>
         </w:trPr>
         <w:tc>
           <w:tcPr>
@@ -9347,7 +9470,63 @@
                 <w:szCs w:val="11"/>
                 <w:lang w:bidi="en-US"/>
               </w:rPr>
-              <w:t>e) Other</w:t>
+              <w:t xml:space="preserve">e) Other - أخرى</w:t>
+            </w:r>
+            <w:r>
+              <w:rPr>
+                <w:rFonts w:ascii="Times New Roman" w:eastAsia="Times New Roman" w:hAnsi="Times New Roman" w:cs="Times New Roman"/>
+                <w:sz w:val="11"/>
+                <w:szCs w:val="11"/>
+              </w:rPr>
+              <w:t xml:space="preserve"> </w:t>
+            </w:r>
+          </w:p>
+        </w:tc>
+        <w:tc>
+          <w:tcPr>
+            <w:tcW w:w="4843" w:type="dxa"/>
+            <w:gridSpan w:val="8"/>
+          </w:tcPr>
+          <w:p>
+            <w:pPr>
+              <w:rPr>
+                <w:rFonts w:ascii="Times New Roman" w:hAnsi="Times New Roman"/>
+                <w:color w:val="000000" w:themeColor="text1"/>
+                <w:sz w:val="1"/>
+                <w:szCs w:val="1"/>
+              </w:rPr>
+            </w:pPr>
+          </w:p>
+        </w:tc>
+      </w:tr>
+      <w:tr>
+        <w:trPr>
+          <w:trHeight w:hRule="atLeast" w:val="205"/>
+        </w:trPr>
+        <w:tc>
+          <w:tcPr>
+            <w:tcW w:w="4310" w:type="dxa"/>
+            <w:gridSpan w:val="7"/>
+          </w:tcPr>
+          <w:p>
+            <w:pPr>
+              <w:spacing w:before="44" w:after="46"/>
+              <w:ind w:left="4" w:right="-18"/>
+              <w:rPr>
+                <w:rFonts w:ascii="Times New Roman" w:eastAsia="Times New Roman" w:hAnsi="Times New Roman" w:cs="Times New Roman"/>
+                <w:color w:val="010302"/>
+              </w:rPr>
+            </w:pPr>
+            <w:r>
+              <w:rPr>
+                <w:rFonts w:ascii="Calibri" w:eastAsia="Calibri" w:hAnsi="Calibri" w:cs="Calibri"/>
+                <w:color w:val="000000"/>
+                <w:spacing w:val="-1"/>
+                <w:sz w:val="11"/>
+                <w:szCs w:val="11"/>
+                <w:lang w:bidi="en-US"/>
+              </w:rPr>
+              <w:t xml:space="preserve">f) Drug and Alcohol Screening - فحص السموم والمخدرات والكحول</w:t>
             </w:r>
             <w:r>
               <w:rPr>
@@ -9797,7 +9976,7 @@
           <w:szCs w:val="12"/>
           <w:lang w:bidi="en-US"/>
         </w:rPr>
-        <w:t>MEDICAL OPINION and RESULT</w:t>
+        <w:t xml:space="preserve">MEDICAL OPINION and RESULT - الرأي الطبي والنتيجة</w:t>
       </w:r>
       <w:r>
         <w:rPr>
@@ -9852,7 +10031,7 @@
           <w:sz w:val="12"/>
           <w:szCs w:val="12"/>
         </w:rPr>
-        <w:t>1) Fit for Work</w:t>
+        <w:t xml:space="preserve">1) Fit for Work - لائق للعمل</w:t>
       </w:r>
       <w:r>
         <w:rPr>
@@ -10141,7 +10320,7 @@
           <w:sz w:val="12"/>
           <w:szCs w:val="12"/>
         </w:rPr>
-        <w:t>2) Conditionally Fit for Work</w:t>
+        <w:t xml:space="preserve">2) Conditionally Fit for Work - لائق للعمل بشروط</w:t>
       </w:r>
       <w:r>
         <w:rPr>
@@ -10430,7 +10609,7 @@
           <w:sz w:val="12"/>
           <w:szCs w:val="12"/>
         </w:rPr>
-        <w:t>3) Not Fit for Work</w:t>
+        <w:t xml:space="preserve">3) Not Fit for Work - غير لائق للعمل</w:t>
       </w:r>
       <w:r>
         <w:rPr>
@@ -10703,6 +10882,100 @@
     </w:p>
     <w:p>
       <w:pPr>
+        <w:bidi/>
+        <w:jc w:val="right"/>
+        <w:rPr>
+          <w:rFonts w:ascii="Tahoma" w:hAnsi="Tahoma" w:cs="Tahoma"/>
+          <w:b/>
+          <w:color w:val="000000"/>
+          <w:sz w:val="20"/>
+          <w:szCs w:val="20"/>
+        </w:rPr>
+      </w:pPr>
+      <w:r>
+        <w:rPr>
+          <w:rFonts w:ascii="Tahoma" w:hAnsi="Tahoma" w:cs="Tahoma" w:hint="ar"/>
+          <w:b/>
+          <w:color w:val="000000"/>
+          <w:sz w:val="20"/>
+          <w:szCs w:val="20"/>
+          <w:rtl/>
+          <w:lang w:eastAsia="ar-SA" w:bidi="ar-SA"/>
+        </w:rPr>
+        <w:t xml:space="preserve">Additional Fitness for High-Risk Activities (if applicable) - لياقة إضافية للأنشطة عالية الخطورة (إن طُبقت):</w:t>
+      </w:r>
+    </w:p>
+    <w:p>
+      <w:pPr>
+        <w:bidi/>
+        <w:jc w:val="right"/>
+        <w:rPr>
+          <w:rFonts w:ascii="Tahoma" w:hAnsi="Tahoma" w:cs="Tahoma"/>
+          <w:color w:val="000000"/>
+          <w:sz w:val="20"/>
+          <w:szCs w:val="20"/>
+        </w:rPr>
+      </w:pPr>
+      <w:r>
+        <w:rPr>
+          <w:rFonts w:ascii="Tahoma" w:hAnsi="Tahoma" w:cs="Tahoma" w:hint="ar"/>
+          <w:color w:val="000000"/>
+          <w:sz w:val="20"/>
+          <w:szCs w:val="20"/>
+          <w:rtl/>
+          <w:lang w:eastAsia="ar-SA" w:bidi="ar-SA"/>
+        </w:rPr>
+        <w:t xml:space="preserve">☐ Fit for Working at Heights - لائق للعمل في الأماكن المرتفعة</w:t>
+      </w:r>
+    </w:p>
+    <w:p>
+      <w:pPr>
+        <w:bidi/>
+        <w:jc w:val="right"/>
+        <w:rPr>
+          <w:rFonts w:ascii="Tahoma" w:hAnsi="Tahoma" w:cs="Tahoma"/>
+          <w:color w:val="000000"/>
+          <w:sz w:val="20"/>
+          <w:szCs w:val="20"/>
+        </w:rPr>
+      </w:pPr>
+      <w:r>
+        <w:rPr>
+          <w:rFonts w:ascii="Tahoma" w:hAnsi="Tahoma" w:cs="Tahoma" w:hint="ar"/>
+          <w:color w:val="000000"/>
+          <w:sz w:val="20"/>
+          <w:szCs w:val="20"/>
+          <w:rtl/>
+          <w:lang w:eastAsia="ar-SA" w:bidi="ar-SA"/>
+        </w:rPr>
+        <w:t xml:space="preserve">☐ Fit for Confined Space Entry - لائق للدخول إلى الأماكن المحصورة</w:t>
+      </w:r>
+    </w:p>
+    <w:p>
+      <w:pPr>
+        <w:bidi/>
+        <w:jc w:val="right"/>
+        <w:rPr>
+          <w:rFonts w:ascii="Tahoma" w:hAnsi="Tahoma" w:cs="Tahoma"/>
+          <w:color w:val="000000"/>
+          <w:sz w:val="20"/>
+          <w:szCs w:val="20"/>
+        </w:rPr>
+      </w:pPr>
+      <w:r>
+        <w:rPr>
+          <w:rFonts w:ascii="Tahoma" w:hAnsi="Tahoma" w:cs="Tahoma" w:hint="ar"/>
+          <w:color w:val="000000"/>
+          <w:sz w:val="20"/>
+          <w:szCs w:val="20"/>
+          <w:rtl/>
+          <w:lang w:eastAsia="ar-SA" w:bidi="ar-SA"/>
+        </w:rPr>
+        <w:t xml:space="preserve">☐ Fit for Heavy Equipment Operation / Driving - لائق لقيادة الآليات والمعدات الثقيلة</w:t>
+      </w:r>
+    </w:p>
+    <w:p>
+      <w:pPr>
         <w:spacing w:line="134" w:lineRule="exact"/>
         <w:ind w:left="867"/>
         <w:rPr>
@@ -10727,7 +11000,7 @@
           <w:u w:val="single"/>
           <w:lang w:bidi="en-US"/>
         </w:rPr>
-        <w:t>SIGNATURE</w:t>
+        <w:t xml:space="preserve">SIGNATURE - التوقيع</w:t>
       </w:r>
       <w:r>
         <w:rPr>
@@ -10757,7 +11030,7 @@
           <w:szCs w:val="11"/>
           <w:lang w:bidi="en-US"/>
         </w:rPr>
-        <w:t>Full Name</w:t>
+        <w:t xml:space="preserve">Full Name - الاسم الكامل</w:t>
       </w:r>
       <w:r>
         <w:rPr>
@@ -10787,7 +11060,7 @@
           <w:szCs w:val="11"/>
           <w:lang w:bidi="en-US"/>
         </w:rPr>
-        <w:t>Diploma Registration Date and No.</w:t>
+        <w:t xml:space="preserve">Iraqi Medical Association Registration No. - رقم الانتساب / ممارسة المهنة في نقابة الأطباء العراقية</w:t>
       </w:r>
       <w:r>
         <w:rPr>
@@ -10808,7 +11081,7 @@
           <w:szCs w:val="11"/>
           <w:lang w:bidi="en-US"/>
         </w:rPr>
-        <w:t>Workplace Doctor's Certificate Date and No.</w:t>
+        <w:t xml:space="preserve">Ministry of Health License No. (Iraq) - رقم الترخيص من وزارة الصحة (العراق)</w:t>
       </w:r>
       <w:r>
         <w:rPr>
@@ -11005,7 +11278,7 @@
           <w:szCs w:val="11"/>
           <w:lang w:bidi="en-US"/>
         </w:rPr>
-        <w:t>Employee Full Name:</w:t>
+        <w:t xml:space="preserve">Employee Full Name: - الاسم الكامل للعامل:</w:t>
       </w:r>
       <w:r>
         <w:rPr>
@@ -11173,7 +11446,7 @@
           <w:szCs w:val="11"/>
           <w:lang w:bidi="en-US"/>
         </w:rPr>
-        <w:t>Date :</w:t>
+        <w:t xml:space="preserve">Date : - التاريخ</w:t>
       </w:r>
       <w:r>
         <w:rPr>
@@ -11360,7 +11633,7 @@
           <w:szCs w:val="11"/>
           <w:lang w:bidi="en-US"/>
         </w:rPr>
-        <w:t>Protocol No</w:t>
+        <w:t xml:space="preserve">Protocol No - رقم البروتوكول</w:t>
       </w:r>
       <w:r>
         <w:rPr>
@@ -11377,6 +11650,7 @@
     </w:p>
     <w:p>
       <w:pPr>
+        <w:jc w:val="left"/>
         <w:rPr>
           <w:rFonts w:ascii="Times New Roman" w:hAnsi="Times New Roman"/>
           <w:b/>
@@ -11393,7 +11667,7 @@
           <w:sz w:val="18"/>
           <w:szCs w:val="18"/>
         </w:rPr>
-        <w:t>NOTE: All medical reports (laboratory results, chest X-ray, audiometry, SFT) must be attached to this form upon submission.</w:t>
+        <w:t xml:space="preserve">NOTE: All medical reports (laboratory results, chest X-ray, audiometry, SFT, drug &amp; alcohol screening) must be attached to this form upon submission.</w:t>
       </w:r>
     </w:p>
     <w:p>
@@ -11418,7 +11692,7 @@
           <w:rtl/>
           <w:lang w:eastAsia="ar-SA" w:bidi="ar-SA"/>
         </w:rPr>
-        <w:t>ملاحظة: يجب إرفاق التقارير الطبية (نتائج التحاليل المخبرية، صورة الصدر، فحص السمع، وضائف الرئة) مع هذا النموذج عند التسليم.</w:t>
+        <w:t xml:space="preserve">ملاحظة: يجب إرفاق جميع التقارير الطبية (نتائج التحاليل المخبرية، صورة الصدر، فحص السمع، وظائف الرئة، وفحص السموم والمخدرات والكحول) مع هذا النموذج عند التسليم.</w:t>
       </w:r>
     </w:p>
     <w:p/>
